--- a/Отчёты/Отчёт1.docx
+++ b/Отчёты/Отчёт1.docx
@@ -2598,6 +2598,56 @@
     </w:p>
     <w:p>
       <w:pPr>
+        <w:jc w:val="both"/>
+        <w:rPr>
+          <w:bCs/>
+          <w:color w:val="000000"/>
+          <w:lang w:val="ru-RU"/>
+        </w:rPr>
+      </w:pPr>
+      <w:r>
+        <w:rPr>
+          <w:bCs/>
+          <w:color w:val="000000"/>
+          <w:lang w:val="ru-RU"/>
+        </w:rPr>
+        <w:t>Ссылка на открытый репозиторий</w:t>
+      </w:r>
+      <w:r>
+        <w:rPr>
+          <w:bCs/>
+          <w:color w:val="000000"/>
+          <w:lang w:val="ru-RU"/>
+        </w:rPr>
+        <w:t xml:space="preserve">: </w:t>
+      </w:r>
+    </w:p>
+    <w:p>
+      <w:pPr>
+        <w:jc w:val="both"/>
+        <w:rPr>
+          <w:bCs/>
+          <w:i/>
+          <w:iCs/>
+          <w:color w:val="000000"/>
+          <w:lang w:val="ru-RU"/>
+        </w:rPr>
+      </w:pPr>
+      <w:hyperlink r:id="rId11" w:history="1">
+        <w:r>
+          <w:rPr>
+            <w:rStyle w:val="aff9"/>
+            <w:bCs/>
+            <w:i/>
+            <w:iCs/>
+            <w:lang w:val="ru-RU"/>
+          </w:rPr>
+          <w:t>https://github.com/vladik491/foodcheck.git</w:t>
+        </w:r>
+      </w:hyperlink>
+    </w:p>
+    <w:p>
+      <w:pPr>
         <w:ind w:firstLine="0"/>
         <w:jc w:val="both"/>
         <w:rPr>
@@ -2652,6 +2702,7 @@
         </w:rPr>
         <w:t xml:space="preserve">Основная логика приложения размещена в файле </w:t>
       </w:r>
+      <w:proofErr w:type="gramStart"/>
       <w:r>
         <w:rPr>
           <w:i/>
@@ -2661,6 +2712,7 @@
         </w:rPr>
         <w:t>main.dart</w:t>
       </w:r>
+      <w:proofErr w:type="gramEnd"/>
       <w:r>
         <w:rPr>
           <w:color w:val="000000"/>
@@ -2845,6 +2897,7 @@
         </w:rPr>
         <w:t>«</w:t>
       </w:r>
+      <w:proofErr w:type="gramStart"/>
       <w:r>
         <w:rPr>
           <w:b/>
@@ -2873,6 +2926,7 @@
         </w:rPr>
         <w:t>dart</w:t>
       </w:r>
+      <w:proofErr w:type="gramEnd"/>
       <w:r>
         <w:rPr>
           <w:b/>
@@ -2904,6 +2958,7 @@
         <w:t>import '</w:t>
       </w:r>
       <w:proofErr w:type="spellStart"/>
+      <w:proofErr w:type="gramStart"/>
       <w:r>
         <w:rPr>
           <w:i/>
@@ -2934,6 +2989,7 @@
         <w:t>material.dart</w:t>
       </w:r>
       <w:proofErr w:type="spellEnd"/>
+      <w:proofErr w:type="gramEnd"/>
       <w:r>
         <w:rPr>
           <w:i/>
@@ -2972,27 +3028,67 @@
           <w:color w:val="000000"/>
           <w:sz w:val="24"/>
         </w:rPr>
-        <w:t>void main() {</w:t>
-      </w:r>
-    </w:p>
-    <w:p>
-      <w:pPr>
-        <w:jc w:val="both"/>
-        <w:rPr>
-          <w:i/>
-          <w:iCs/>
-          <w:color w:val="000000"/>
-          <w:sz w:val="24"/>
-        </w:rPr>
-      </w:pPr>
-      <w:r>
-        <w:rPr>
-          <w:i/>
-          <w:iCs/>
-          <w:color w:val="000000"/>
-          <w:sz w:val="24"/>
-        </w:rPr>
-        <w:t xml:space="preserve">  runApp(const </w:t>
+        <w:t xml:space="preserve">void </w:t>
+      </w:r>
+      <w:proofErr w:type="gramStart"/>
+      <w:r>
+        <w:rPr>
+          <w:i/>
+          <w:iCs/>
+          <w:color w:val="000000"/>
+          <w:sz w:val="24"/>
+        </w:rPr>
+        <w:t>main(</w:t>
+      </w:r>
+      <w:proofErr w:type="gramEnd"/>
+      <w:r>
+        <w:rPr>
+          <w:i/>
+          <w:iCs/>
+          <w:color w:val="000000"/>
+          <w:sz w:val="24"/>
+        </w:rPr>
+        <w:t>) {</w:t>
+      </w:r>
+    </w:p>
+    <w:p>
+      <w:pPr>
+        <w:jc w:val="both"/>
+        <w:rPr>
+          <w:i/>
+          <w:iCs/>
+          <w:color w:val="000000"/>
+          <w:sz w:val="24"/>
+        </w:rPr>
+      </w:pPr>
+      <w:r>
+        <w:rPr>
+          <w:i/>
+          <w:iCs/>
+          <w:color w:val="000000"/>
+          <w:sz w:val="24"/>
+        </w:rPr>
+        <w:t xml:space="preserve">  </w:t>
+      </w:r>
+      <w:proofErr w:type="gramStart"/>
+      <w:r>
+        <w:rPr>
+          <w:i/>
+          <w:iCs/>
+          <w:color w:val="000000"/>
+          <w:sz w:val="24"/>
+        </w:rPr>
+        <w:t>runApp(</w:t>
+      </w:r>
+      <w:proofErr w:type="gramEnd"/>
+      <w:r>
+        <w:rPr>
+          <w:i/>
+          <w:iCs/>
+          <w:color w:val="000000"/>
+          <w:sz w:val="24"/>
+        </w:rPr>
+        <w:t xml:space="preserve">const </w:t>
       </w:r>
       <w:proofErr w:type="spellStart"/>
       <w:r>
@@ -3194,29 +3290,51 @@
           <w:color w:val="000000"/>
           <w:sz w:val="24"/>
         </w:rPr>
-        <w:t xml:space="preserve">  @override</w:t>
-      </w:r>
-    </w:p>
-    <w:p>
-      <w:pPr>
-        <w:jc w:val="both"/>
-        <w:rPr>
-          <w:i/>
-          <w:iCs/>
-          <w:color w:val="000000"/>
-          <w:sz w:val="24"/>
-        </w:rPr>
-      </w:pPr>
-      <w:r>
-        <w:rPr>
-          <w:i/>
-          <w:iCs/>
-          <w:color w:val="000000"/>
-          <w:sz w:val="24"/>
-        </w:rPr>
-        <w:t xml:space="preserve">  Widget build(</w:t>
+        <w:t xml:space="preserve">  @</w:t>
+      </w:r>
+      <w:proofErr w:type="gramStart"/>
+      <w:r>
+        <w:rPr>
+          <w:i/>
+          <w:iCs/>
+          <w:color w:val="000000"/>
+          <w:sz w:val="24"/>
+        </w:rPr>
+        <w:t>override</w:t>
+      </w:r>
+      <w:proofErr w:type="gramEnd"/>
+    </w:p>
+    <w:p>
+      <w:pPr>
+        <w:jc w:val="both"/>
+        <w:rPr>
+          <w:i/>
+          <w:iCs/>
+          <w:color w:val="000000"/>
+          <w:sz w:val="24"/>
+        </w:rPr>
+      </w:pPr>
+      <w:r>
+        <w:rPr>
+          <w:i/>
+          <w:iCs/>
+          <w:color w:val="000000"/>
+          <w:sz w:val="24"/>
+        </w:rPr>
+        <w:t xml:space="preserve">  Widget </w:t>
+      </w:r>
+      <w:proofErr w:type="gramStart"/>
+      <w:r>
+        <w:rPr>
+          <w:i/>
+          <w:iCs/>
+          <w:color w:val="000000"/>
+          <w:sz w:val="24"/>
+        </w:rPr>
+        <w:t>build(</w:t>
       </w:r>
       <w:proofErr w:type="spellStart"/>
+      <w:proofErr w:type="gramEnd"/>
       <w:r>
         <w:rPr>
           <w:i/>
@@ -3254,8 +3372,19 @@
           <w:color w:val="000000"/>
           <w:sz w:val="24"/>
         </w:rPr>
-        <w:t xml:space="preserve">    return MaterialApp(</w:t>
-      </w:r>
+        <w:t xml:space="preserve">    return </w:t>
+      </w:r>
+      <w:proofErr w:type="gramStart"/>
+      <w:r>
+        <w:rPr>
+          <w:i/>
+          <w:iCs/>
+          <w:color w:val="000000"/>
+          <w:sz w:val="24"/>
+        </w:rPr>
+        <w:t>MaterialApp(</w:t>
+      </w:r>
+      <w:proofErr w:type="gramEnd"/>
     </w:p>
     <w:p>
       <w:pPr>
@@ -3317,6 +3446,7 @@
         <w:t xml:space="preserve">      theme: </w:t>
       </w:r>
       <w:proofErr w:type="spellStart"/>
+      <w:proofErr w:type="gramStart"/>
       <w:r>
         <w:rPr>
           <w:i/>
@@ -3336,6 +3466,7 @@
         </w:rPr>
         <w:t>(</w:t>
       </w:r>
+      <w:proofErr w:type="gramEnd"/>
     </w:p>
     <w:p>
       <w:pPr>
@@ -3497,6 +3628,7 @@
         <w:t xml:space="preserve">      home: const </w:t>
       </w:r>
       <w:proofErr w:type="spellStart"/>
+      <w:proofErr w:type="gramStart"/>
       <w:r>
         <w:rPr>
           <w:i/>
@@ -3514,7 +3646,17 @@
           <w:color w:val="000000"/>
           <w:sz w:val="24"/>
         </w:rPr>
-        <w:t>(),</w:t>
+        <w:t>(</w:t>
+      </w:r>
+      <w:proofErr w:type="gramEnd"/>
+      <w:r>
+        <w:rPr>
+          <w:i/>
+          <w:iCs/>
+          <w:color w:val="000000"/>
+          <w:sz w:val="24"/>
+        </w:rPr>
+        <w:t>),</w:t>
       </w:r>
     </w:p>
     <w:p>
@@ -3648,6 +3790,7 @@
         <w:t xml:space="preserve">  const </w:t>
       </w:r>
       <w:proofErr w:type="spellStart"/>
+      <w:proofErr w:type="gramStart"/>
       <w:r>
         <w:rPr>
           <w:i/>
@@ -3665,7 +3808,17 @@
           <w:color w:val="000000"/>
           <w:sz w:val="24"/>
         </w:rPr>
-        <w:t>({</w:t>
+        <w:t>(</w:t>
+      </w:r>
+      <w:proofErr w:type="gramEnd"/>
+      <w:r>
+        <w:rPr>
+          <w:i/>
+          <w:iCs/>
+          <w:color w:val="000000"/>
+          <w:sz w:val="24"/>
+        </w:rPr>
+        <w:t>{</w:t>
       </w:r>
     </w:p>
     <w:p>
@@ -3708,6 +3861,7 @@
         <w:t xml:space="preserve">    required </w:t>
       </w:r>
       <w:proofErr w:type="spellStart"/>
+      <w:proofErr w:type="gramStart"/>
       <w:r>
         <w:rPr>
           <w:i/>
@@ -3718,6 +3872,7 @@
         <w:t>this.date</w:t>
       </w:r>
       <w:proofErr w:type="spellEnd"/>
+      <w:proofErr w:type="gramEnd"/>
       <w:r>
         <w:rPr>
           <w:i/>
@@ -3748,6 +3903,7 @@
         <w:t xml:space="preserve">    required </w:t>
       </w:r>
       <w:proofErr w:type="spellStart"/>
+      <w:proofErr w:type="gramStart"/>
       <w:r>
         <w:rPr>
           <w:i/>
@@ -3758,6 +3914,7 @@
         <w:t>this.verdict</w:t>
       </w:r>
       <w:proofErr w:type="spellEnd"/>
+      <w:proofErr w:type="gramEnd"/>
       <w:r>
         <w:rPr>
           <w:i/>
@@ -3788,6 +3945,7 @@
         <w:t xml:space="preserve">    required </w:t>
       </w:r>
       <w:proofErr w:type="spellStart"/>
+      <w:proofErr w:type="gramStart"/>
       <w:r>
         <w:rPr>
           <w:i/>
@@ -3798,6 +3956,7 @@
         <w:t>this.isSafe</w:t>
       </w:r>
       <w:proofErr w:type="spellEnd"/>
+      <w:proofErr w:type="gramEnd"/>
       <w:r>
         <w:rPr>
           <w:i/>
@@ -4010,6 +4169,7 @@
         <w:t xml:space="preserve">  </w:t>
       </w:r>
       <w:proofErr w:type="spellStart"/>
+      <w:proofErr w:type="gramStart"/>
       <w:r>
         <w:rPr>
           <w:i/>
@@ -4029,6 +4189,7 @@
         </w:rPr>
         <w:t>(</w:t>
       </w:r>
+      <w:proofErr w:type="gramEnd"/>
     </w:p>
     <w:p>
       <w:pPr>
@@ -4250,6 +4411,7 @@
         <w:t xml:space="preserve">  </w:t>
       </w:r>
       <w:proofErr w:type="spellStart"/>
+      <w:proofErr w:type="gramStart"/>
       <w:r>
         <w:rPr>
           <w:i/>
@@ -4269,6 +4431,7 @@
         </w:rPr>
         <w:t>(</w:t>
       </w:r>
+      <w:proofErr w:type="gramEnd"/>
     </w:p>
     <w:p>
       <w:pPr>
@@ -4511,6 +4674,7 @@
         <w:t xml:space="preserve">  </w:t>
       </w:r>
       <w:proofErr w:type="spellStart"/>
+      <w:proofErr w:type="gramStart"/>
       <w:r>
         <w:rPr>
           <w:i/>
@@ -4530,6 +4694,7 @@
         </w:rPr>
         <w:t>(</w:t>
       </w:r>
+      <w:proofErr w:type="gramEnd"/>
     </w:p>
     <w:p>
       <w:pPr>
@@ -4890,8 +5055,19 @@
           <w:color w:val="000000"/>
           <w:sz w:val="24"/>
         </w:rPr>
-        <w:t xml:space="preserve">  @override</w:t>
-      </w:r>
+        <w:t xml:space="preserve">  @</w:t>
+      </w:r>
+      <w:proofErr w:type="gramStart"/>
+      <w:r>
+        <w:rPr>
+          <w:i/>
+          <w:iCs/>
+          <w:color w:val="000000"/>
+          <w:sz w:val="24"/>
+        </w:rPr>
+        <w:t>override</w:t>
+      </w:r>
+      <w:proofErr w:type="gramEnd"/>
     </w:p>
     <w:p>
       <w:pPr>
@@ -4933,6 +5109,7 @@
         <w:t xml:space="preserve">&gt; </w:t>
       </w:r>
       <w:proofErr w:type="spellStart"/>
+      <w:proofErr w:type="gramStart"/>
       <w:r>
         <w:rPr>
           <w:i/>
@@ -4950,7 +5127,17 @@
           <w:color w:val="000000"/>
           <w:sz w:val="24"/>
         </w:rPr>
-        <w:t>() =&gt; _</w:t>
+        <w:t>(</w:t>
+      </w:r>
+      <w:proofErr w:type="gramEnd"/>
+      <w:r>
+        <w:rPr>
+          <w:i/>
+          <w:iCs/>
+          <w:color w:val="000000"/>
+          <w:sz w:val="24"/>
+        </w:rPr>
+        <w:t>) =&gt; _</w:t>
       </w:r>
       <w:proofErr w:type="spellStart"/>
       <w:r>
@@ -5132,29 +5319,51 @@
           <w:color w:val="000000"/>
           <w:sz w:val="24"/>
         </w:rPr>
-        <w:t xml:space="preserve">  @override</w:t>
-      </w:r>
-    </w:p>
-    <w:p>
-      <w:pPr>
-        <w:jc w:val="both"/>
-        <w:rPr>
-          <w:i/>
-          <w:iCs/>
-          <w:color w:val="000000"/>
-          <w:sz w:val="24"/>
-        </w:rPr>
-      </w:pPr>
-      <w:r>
-        <w:rPr>
-          <w:i/>
-          <w:iCs/>
-          <w:color w:val="000000"/>
-          <w:sz w:val="24"/>
-        </w:rPr>
-        <w:t xml:space="preserve">  Widget build(</w:t>
+        <w:t xml:space="preserve">  @</w:t>
+      </w:r>
+      <w:proofErr w:type="gramStart"/>
+      <w:r>
+        <w:rPr>
+          <w:i/>
+          <w:iCs/>
+          <w:color w:val="000000"/>
+          <w:sz w:val="24"/>
+        </w:rPr>
+        <w:t>override</w:t>
+      </w:r>
+      <w:proofErr w:type="gramEnd"/>
+    </w:p>
+    <w:p>
+      <w:pPr>
+        <w:jc w:val="both"/>
+        <w:rPr>
+          <w:i/>
+          <w:iCs/>
+          <w:color w:val="000000"/>
+          <w:sz w:val="24"/>
+        </w:rPr>
+      </w:pPr>
+      <w:r>
+        <w:rPr>
+          <w:i/>
+          <w:iCs/>
+          <w:color w:val="000000"/>
+          <w:sz w:val="24"/>
+        </w:rPr>
+        <w:t xml:space="preserve">  Widget </w:t>
+      </w:r>
+      <w:proofErr w:type="gramStart"/>
+      <w:r>
+        <w:rPr>
+          <w:i/>
+          <w:iCs/>
+          <w:color w:val="000000"/>
+          <w:sz w:val="24"/>
+        </w:rPr>
+        <w:t>build(</w:t>
       </w:r>
       <w:proofErr w:type="spellStart"/>
+      <w:proofErr w:type="gramEnd"/>
       <w:r>
         <w:rPr>
           <w:i/>
@@ -5232,7 +5441,27 @@
           <w:color w:val="000000"/>
           <w:sz w:val="24"/>
         </w:rPr>
-        <w:t xml:space="preserve">        .where(</w:t>
+        <w:t xml:space="preserve">        </w:t>
+      </w:r>
+      <w:proofErr w:type="gramStart"/>
+      <w:r>
+        <w:rPr>
+          <w:i/>
+          <w:iCs/>
+          <w:color w:val="000000"/>
+          <w:sz w:val="24"/>
+        </w:rPr>
+        <w:t>.where</w:t>
+      </w:r>
+      <w:proofErr w:type="gramEnd"/>
+      <w:r>
+        <w:rPr>
+          <w:i/>
+          <w:iCs/>
+          <w:color w:val="000000"/>
+          <w:sz w:val="24"/>
+        </w:rPr>
+        <w:t>(</w:t>
       </w:r>
     </w:p>
     <w:p>
@@ -5275,6 +5504,7 @@
         <w:t xml:space="preserve">              </w:t>
       </w:r>
       <w:proofErr w:type="spellStart"/>
+      <w:proofErr w:type="gramStart"/>
       <w:r>
         <w:rPr>
           <w:i/>
@@ -5285,6 +5515,7 @@
         <w:t>product.name.toLowerCase</w:t>
       </w:r>
       <w:proofErr w:type="spellEnd"/>
+      <w:proofErr w:type="gramEnd"/>
       <w:r>
         <w:rPr>
           <w:i/>
@@ -5352,7 +5583,17 @@
           <w:color w:val="000000"/>
           <w:sz w:val="24"/>
         </w:rPr>
-        <w:t xml:space="preserve">        .</w:t>
+        <w:t xml:space="preserve">        </w:t>
+      </w:r>
+      <w:proofErr w:type="gramStart"/>
+      <w:r>
+        <w:rPr>
+          <w:i/>
+          <w:iCs/>
+          <w:color w:val="000000"/>
+          <w:sz w:val="24"/>
+        </w:rPr>
+        <w:t>.</w:t>
       </w:r>
       <w:proofErr w:type="spellStart"/>
       <w:r>
@@ -5365,6 +5606,7 @@
         <w:t>toList</w:t>
       </w:r>
       <w:proofErr w:type="spellEnd"/>
+      <w:proofErr w:type="gramEnd"/>
       <w:r>
         <w:rPr>
           <w:i/>
@@ -5403,8 +5645,19 @@
           <w:color w:val="000000"/>
           <w:sz w:val="24"/>
         </w:rPr>
-        <w:t xml:space="preserve">    return Scaffold(</w:t>
-      </w:r>
+        <w:t xml:space="preserve">    return </w:t>
+      </w:r>
+      <w:proofErr w:type="gramStart"/>
+      <w:r>
+        <w:rPr>
+          <w:i/>
+          <w:iCs/>
+          <w:color w:val="000000"/>
+          <w:sz w:val="24"/>
+        </w:rPr>
+        <w:t>Scaffold(</w:t>
+      </w:r>
+      <w:proofErr w:type="gramEnd"/>
     </w:p>
     <w:p>
       <w:pPr>
@@ -5443,27 +5696,58 @@
           <w:color w:val="000000"/>
           <w:sz w:val="24"/>
         </w:rPr>
-        <w:t>: AppBar(</w:t>
-      </w:r>
-    </w:p>
-    <w:p>
-      <w:pPr>
-        <w:jc w:val="both"/>
-        <w:rPr>
-          <w:i/>
-          <w:iCs/>
-          <w:color w:val="000000"/>
-          <w:sz w:val="24"/>
-        </w:rPr>
-      </w:pPr>
-      <w:r>
-        <w:rPr>
-          <w:i/>
-          <w:iCs/>
-          <w:color w:val="000000"/>
-          <w:sz w:val="24"/>
-        </w:rPr>
-        <w:t xml:space="preserve">        title: const Text('</w:t>
+        <w:t xml:space="preserve">: </w:t>
+      </w:r>
+      <w:proofErr w:type="gramStart"/>
+      <w:r>
+        <w:rPr>
+          <w:i/>
+          <w:iCs/>
+          <w:color w:val="000000"/>
+          <w:sz w:val="24"/>
+        </w:rPr>
+        <w:t>AppBar(</w:t>
+      </w:r>
+      <w:proofErr w:type="gramEnd"/>
+    </w:p>
+    <w:p>
+      <w:pPr>
+        <w:jc w:val="both"/>
+        <w:rPr>
+          <w:i/>
+          <w:iCs/>
+          <w:color w:val="000000"/>
+          <w:sz w:val="24"/>
+        </w:rPr>
+      </w:pPr>
+      <w:r>
+        <w:rPr>
+          <w:i/>
+          <w:iCs/>
+          <w:color w:val="000000"/>
+          <w:sz w:val="24"/>
+        </w:rPr>
+        <w:t xml:space="preserve">        title: const </w:t>
+      </w:r>
+      <w:proofErr w:type="gramStart"/>
+      <w:r>
+        <w:rPr>
+          <w:i/>
+          <w:iCs/>
+          <w:color w:val="000000"/>
+          <w:sz w:val="24"/>
+        </w:rPr>
+        <w:t>Text(</w:t>
+      </w:r>
+      <w:proofErr w:type="gramEnd"/>
+      <w:r>
+        <w:rPr>
+          <w:i/>
+          <w:iCs/>
+          <w:color w:val="000000"/>
+          <w:sz w:val="24"/>
+        </w:rPr>
+        <w:t>'</w:t>
       </w:r>
       <w:proofErr w:type="spellStart"/>
       <w:r>
@@ -5546,6 +5830,7 @@
         <w:t xml:space="preserve">          </w:t>
       </w:r>
       <w:proofErr w:type="spellStart"/>
+      <w:proofErr w:type="gramStart"/>
       <w:r>
         <w:rPr>
           <w:i/>
@@ -5565,6 +5850,7 @@
         </w:rPr>
         <w:t>(</w:t>
       </w:r>
+      <w:proofErr w:type="gramEnd"/>
     </w:p>
     <w:p>
       <w:pPr>
@@ -5723,7 +6009,27 @@
           <w:color w:val="000000"/>
           <w:sz w:val="24"/>
         </w:rPr>
-        <w:t>(context).push(</w:t>
+        <w:t>(context</w:t>
+      </w:r>
+      <w:proofErr w:type="gramStart"/>
+      <w:r>
+        <w:rPr>
+          <w:i/>
+          <w:iCs/>
+          <w:color w:val="000000"/>
+          <w:sz w:val="24"/>
+        </w:rPr>
+        <w:t>).push</w:t>
+      </w:r>
+      <w:proofErr w:type="gramEnd"/>
+      <w:r>
+        <w:rPr>
+          <w:i/>
+          <w:iCs/>
+          <w:color w:val="000000"/>
+          <w:sz w:val="24"/>
+        </w:rPr>
+        <w:t>(</w:t>
       </w:r>
     </w:p>
     <w:p>
@@ -5763,8 +6069,19 @@
           <w:color w:val="000000"/>
           <w:sz w:val="24"/>
         </w:rPr>
-        <w:t>&lt;void&gt;(</w:t>
-      </w:r>
+        <w:t>&lt;void</w:t>
+      </w:r>
+      <w:proofErr w:type="gramStart"/>
+      <w:r>
+        <w:rPr>
+          <w:i/>
+          <w:iCs/>
+          <w:color w:val="000000"/>
+          <w:sz w:val="24"/>
+        </w:rPr>
+        <w:t>&gt;(</w:t>
+      </w:r>
+      <w:proofErr w:type="gramEnd"/>
     </w:p>
     <w:p>
       <w:pPr>
@@ -5786,6 +6103,7 @@
         <w:t xml:space="preserve">                  builder: (context) =&gt; const </w:t>
       </w:r>
       <w:proofErr w:type="spellStart"/>
+      <w:proofErr w:type="gramStart"/>
       <w:r>
         <w:rPr>
           <w:i/>
@@ -5803,7 +6121,17 @@
           <w:color w:val="000000"/>
           <w:sz w:val="24"/>
         </w:rPr>
-        <w:t>(),</w:t>
+        <w:t>(</w:t>
+      </w:r>
+      <w:proofErr w:type="gramEnd"/>
+      <w:r>
+        <w:rPr>
+          <w:i/>
+          <w:iCs/>
+          <w:color w:val="000000"/>
+          <w:sz w:val="24"/>
+        </w:rPr>
+        <w:t>),</w:t>
       </w:r>
     </w:p>
     <w:p>
@@ -5883,9 +6211,20 @@
           <w:color w:val="000000"/>
           <w:sz w:val="24"/>
         </w:rPr>
-        <w:t xml:space="preserve">            icon: const Icon(</w:t>
+        <w:t xml:space="preserve">            icon: const </w:t>
+      </w:r>
+      <w:proofErr w:type="gramStart"/>
+      <w:r>
+        <w:rPr>
+          <w:i/>
+          <w:iCs/>
+          <w:color w:val="000000"/>
+          <w:sz w:val="24"/>
+        </w:rPr>
+        <w:t>Icon(</w:t>
       </w:r>
       <w:proofErr w:type="spellStart"/>
+      <w:proofErr w:type="gramEnd"/>
       <w:r>
         <w:rPr>
           <w:i/>
@@ -5983,8 +6322,19 @@
           <w:color w:val="000000"/>
           <w:sz w:val="24"/>
         </w:rPr>
-        <w:t xml:space="preserve">      body: Padding(</w:t>
-      </w:r>
+        <w:t xml:space="preserve">      body: </w:t>
+      </w:r>
+      <w:proofErr w:type="gramStart"/>
+      <w:r>
+        <w:rPr>
+          <w:i/>
+          <w:iCs/>
+          <w:color w:val="000000"/>
+          <w:sz w:val="24"/>
+        </w:rPr>
+        <w:t>Padding(</w:t>
+      </w:r>
+      <w:proofErr w:type="gramEnd"/>
     </w:p>
     <w:p>
       <w:pPr>
@@ -6006,6 +6356,7 @@
         <w:t xml:space="preserve">        padding: const </w:t>
       </w:r>
       <w:proofErr w:type="spellStart"/>
+      <w:proofErr w:type="gramStart"/>
       <w:r>
         <w:rPr>
           <w:i/>
@@ -6023,28 +6374,49 @@
           <w:color w:val="000000"/>
           <w:sz w:val="24"/>
         </w:rPr>
-        <w:t>(16),</w:t>
-      </w:r>
-    </w:p>
-    <w:p>
-      <w:pPr>
-        <w:jc w:val="both"/>
-        <w:rPr>
-          <w:i/>
-          <w:iCs/>
-          <w:color w:val="000000"/>
-          <w:sz w:val="24"/>
-        </w:rPr>
-      </w:pPr>
-      <w:r>
-        <w:rPr>
-          <w:i/>
-          <w:iCs/>
-          <w:color w:val="000000"/>
-          <w:sz w:val="24"/>
-        </w:rPr>
-        <w:t xml:space="preserve">        child: Column(</w:t>
-      </w:r>
+        <w:t>(</w:t>
+      </w:r>
+      <w:proofErr w:type="gramEnd"/>
+      <w:r>
+        <w:rPr>
+          <w:i/>
+          <w:iCs/>
+          <w:color w:val="000000"/>
+          <w:sz w:val="24"/>
+        </w:rPr>
+        <w:t>16),</w:t>
+      </w:r>
+    </w:p>
+    <w:p>
+      <w:pPr>
+        <w:jc w:val="both"/>
+        <w:rPr>
+          <w:i/>
+          <w:iCs/>
+          <w:color w:val="000000"/>
+          <w:sz w:val="24"/>
+        </w:rPr>
+      </w:pPr>
+      <w:r>
+        <w:rPr>
+          <w:i/>
+          <w:iCs/>
+          <w:color w:val="000000"/>
+          <w:sz w:val="24"/>
+        </w:rPr>
+        <w:t xml:space="preserve">        child: </w:t>
+      </w:r>
+      <w:proofErr w:type="gramStart"/>
+      <w:r>
+        <w:rPr>
+          <w:i/>
+          <w:iCs/>
+          <w:color w:val="000000"/>
+          <w:sz w:val="24"/>
+        </w:rPr>
+        <w:t>Column(</w:t>
+      </w:r>
+      <w:proofErr w:type="gramEnd"/>
     </w:p>
     <w:p>
       <w:pPr>
@@ -6144,8 +6516,19 @@
           <w:color w:val="000000"/>
           <w:sz w:val="24"/>
         </w:rPr>
-        <w:t xml:space="preserve">            const Text(</w:t>
-      </w:r>
+        <w:t xml:space="preserve">            const </w:t>
+      </w:r>
+      <w:proofErr w:type="gramStart"/>
+      <w:r>
+        <w:rPr>
+          <w:i/>
+          <w:iCs/>
+          <w:color w:val="000000"/>
+          <w:sz w:val="24"/>
+        </w:rPr>
+        <w:t>Text(</w:t>
+      </w:r>
+      <w:proofErr w:type="gramEnd"/>
     </w:p>
     <w:p>
       <w:pPr>
@@ -6227,6 +6610,7 @@
         <w:t xml:space="preserve">              style: </w:t>
       </w:r>
       <w:proofErr w:type="spellStart"/>
+      <w:proofErr w:type="gramStart"/>
       <w:r>
         <w:rPr>
           <w:i/>
@@ -6247,6 +6631,7 @@
         <w:t>(</w:t>
       </w:r>
       <w:proofErr w:type="spellStart"/>
+      <w:proofErr w:type="gramEnd"/>
       <w:r>
         <w:rPr>
           <w:i/>
@@ -6347,6 +6732,7 @@
         <w:t xml:space="preserve">            const </w:t>
       </w:r>
       <w:proofErr w:type="spellStart"/>
+      <w:proofErr w:type="gramStart"/>
       <w:r>
         <w:rPr>
           <w:i/>
@@ -6364,28 +6750,49 @@
           <w:color w:val="000000"/>
           <w:sz w:val="24"/>
         </w:rPr>
-        <w:t>(height: 16),</w:t>
-      </w:r>
-    </w:p>
-    <w:p>
-      <w:pPr>
-        <w:jc w:val="both"/>
-        <w:rPr>
-          <w:i/>
-          <w:iCs/>
-          <w:color w:val="000000"/>
-          <w:sz w:val="24"/>
-        </w:rPr>
-      </w:pPr>
-      <w:r>
-        <w:rPr>
-          <w:i/>
-          <w:iCs/>
-          <w:color w:val="000000"/>
-          <w:sz w:val="24"/>
-        </w:rPr>
-        <w:t xml:space="preserve">            TextField(</w:t>
-      </w:r>
+        <w:t>(</w:t>
+      </w:r>
+      <w:proofErr w:type="gramEnd"/>
+      <w:r>
+        <w:rPr>
+          <w:i/>
+          <w:iCs/>
+          <w:color w:val="000000"/>
+          <w:sz w:val="24"/>
+        </w:rPr>
+        <w:t>height: 16),</w:t>
+      </w:r>
+    </w:p>
+    <w:p>
+      <w:pPr>
+        <w:jc w:val="both"/>
+        <w:rPr>
+          <w:i/>
+          <w:iCs/>
+          <w:color w:val="000000"/>
+          <w:sz w:val="24"/>
+        </w:rPr>
+      </w:pPr>
+      <w:r>
+        <w:rPr>
+          <w:i/>
+          <w:iCs/>
+          <w:color w:val="000000"/>
+          <w:sz w:val="24"/>
+        </w:rPr>
+        <w:t xml:space="preserve">            </w:t>
+      </w:r>
+      <w:proofErr w:type="gramStart"/>
+      <w:r>
+        <w:rPr>
+          <w:i/>
+          <w:iCs/>
+          <w:color w:val="000000"/>
+          <w:sz w:val="24"/>
+        </w:rPr>
+        <w:t>TextField(</w:t>
+      </w:r>
+      <w:proofErr w:type="gramEnd"/>
     </w:p>
     <w:p>
       <w:pPr>
@@ -6467,6 +6874,7 @@
         <w:t xml:space="preserve">: (value) =&gt; </w:t>
       </w:r>
       <w:proofErr w:type="spellStart"/>
+      <w:proofErr w:type="gramStart"/>
       <w:r>
         <w:rPr>
           <w:i/>
@@ -6484,7 +6892,17 @@
           <w:color w:val="000000"/>
           <w:sz w:val="24"/>
         </w:rPr>
-        <w:t xml:space="preserve">(() =&gt; </w:t>
+        <w:t>(</w:t>
+      </w:r>
+      <w:proofErr w:type="gramEnd"/>
+      <w:r>
+        <w:rPr>
+          <w:i/>
+          <w:iCs/>
+          <w:color w:val="000000"/>
+          <w:sz w:val="24"/>
+        </w:rPr>
+        <w:t xml:space="preserve">() =&gt; </w:t>
       </w:r>
       <w:proofErr w:type="spellStart"/>
       <w:r>
@@ -6527,6 +6945,7 @@
         <w:t xml:space="preserve">              decoration: </w:t>
       </w:r>
       <w:proofErr w:type="spellStart"/>
+      <w:proofErr w:type="gramStart"/>
       <w:r>
         <w:rPr>
           <w:i/>
@@ -6546,6 +6965,7 @@
         </w:rPr>
         <w:t>(</w:t>
       </w:r>
+      <w:proofErr w:type="gramEnd"/>
     </w:p>
     <w:p>
       <w:pPr>
@@ -6644,9 +7064,20 @@
           <w:color w:val="000000"/>
           <w:sz w:val="24"/>
         </w:rPr>
-        <w:t>: const Icon(</w:t>
+        <w:t xml:space="preserve">: const </w:t>
+      </w:r>
+      <w:proofErr w:type="gramStart"/>
+      <w:r>
+        <w:rPr>
+          <w:i/>
+          <w:iCs/>
+          <w:color w:val="000000"/>
+          <w:sz w:val="24"/>
+        </w:rPr>
+        <w:t>Icon(</w:t>
       </w:r>
       <w:proofErr w:type="spellStart"/>
+      <w:proofErr w:type="gramEnd"/>
       <w:r>
         <w:rPr>
           <w:i/>
@@ -6687,6 +7118,7 @@
         <w:t xml:space="preserve">                border: </w:t>
       </w:r>
       <w:proofErr w:type="spellStart"/>
+      <w:proofErr w:type="gramStart"/>
       <w:r>
         <w:rPr>
           <w:i/>
@@ -6706,6 +7138,7 @@
         </w:rPr>
         <w:t>(</w:t>
       </w:r>
+      <w:proofErr w:type="gramEnd"/>
     </w:p>
     <w:p>
       <w:pPr>
@@ -6847,6 +7280,7 @@
         <w:t xml:space="preserve">            const </w:t>
       </w:r>
       <w:proofErr w:type="spellStart"/>
+      <w:proofErr w:type="gramStart"/>
       <w:r>
         <w:rPr>
           <w:i/>
@@ -6864,28 +7298,49 @@
           <w:color w:val="000000"/>
           <w:sz w:val="24"/>
         </w:rPr>
-        <w:t>(height: 16),</w:t>
-      </w:r>
-    </w:p>
-    <w:p>
-      <w:pPr>
-        <w:jc w:val="both"/>
-        <w:rPr>
-          <w:i/>
-          <w:iCs/>
-          <w:color w:val="000000"/>
-          <w:sz w:val="24"/>
-        </w:rPr>
-      </w:pPr>
-      <w:r>
-        <w:rPr>
-          <w:i/>
-          <w:iCs/>
-          <w:color w:val="000000"/>
-          <w:sz w:val="24"/>
-        </w:rPr>
-        <w:t xml:space="preserve">            Expanded(</w:t>
-      </w:r>
+        <w:t>(</w:t>
+      </w:r>
+      <w:proofErr w:type="gramEnd"/>
+      <w:r>
+        <w:rPr>
+          <w:i/>
+          <w:iCs/>
+          <w:color w:val="000000"/>
+          <w:sz w:val="24"/>
+        </w:rPr>
+        <w:t>height: 16),</w:t>
+      </w:r>
+    </w:p>
+    <w:p>
+      <w:pPr>
+        <w:jc w:val="both"/>
+        <w:rPr>
+          <w:i/>
+          <w:iCs/>
+          <w:color w:val="000000"/>
+          <w:sz w:val="24"/>
+        </w:rPr>
+      </w:pPr>
+      <w:r>
+        <w:rPr>
+          <w:i/>
+          <w:iCs/>
+          <w:color w:val="000000"/>
+          <w:sz w:val="24"/>
+        </w:rPr>
+        <w:t xml:space="preserve">            </w:t>
+      </w:r>
+      <w:proofErr w:type="gramStart"/>
+      <w:r>
+        <w:rPr>
+          <w:i/>
+          <w:iCs/>
+          <w:color w:val="000000"/>
+          <w:sz w:val="24"/>
+        </w:rPr>
+        <w:t>Expanded(</w:t>
+      </w:r>
+      <w:proofErr w:type="gramEnd"/>
     </w:p>
     <w:p>
       <w:pPr>
@@ -6935,7 +7390,27 @@
           <w:color w:val="000000"/>
           <w:sz w:val="24"/>
         </w:rPr>
-        <w:t xml:space="preserve">                  ? const Center(child: Text('</w:t>
+        <w:t xml:space="preserve">                  ? const </w:t>
+      </w:r>
+      <w:proofErr w:type="gramStart"/>
+      <w:r>
+        <w:rPr>
+          <w:i/>
+          <w:iCs/>
+          <w:color w:val="000000"/>
+          <w:sz w:val="24"/>
+        </w:rPr>
+        <w:t>Center(</w:t>
+      </w:r>
+      <w:proofErr w:type="gramEnd"/>
+      <w:r>
+        <w:rPr>
+          <w:i/>
+          <w:iCs/>
+          <w:color w:val="000000"/>
+          <w:sz w:val="24"/>
+        </w:rPr>
+        <w:t>child: Text('</w:t>
       </w:r>
       <w:proofErr w:type="spellStart"/>
       <w:r>
@@ -7158,6 +7633,7 @@
         <w:t xml:space="preserve">                          const </w:t>
       </w:r>
       <w:proofErr w:type="spellStart"/>
+      <w:proofErr w:type="gramStart"/>
       <w:r>
         <w:rPr>
           <w:i/>
@@ -7175,7 +7651,17 @@
           <w:color w:val="000000"/>
           <w:sz w:val="24"/>
         </w:rPr>
-        <w:t>(height: 10),</w:t>
+        <w:t>(</w:t>
+      </w:r>
+      <w:proofErr w:type="gramEnd"/>
+      <w:r>
+        <w:rPr>
+          <w:i/>
+          <w:iCs/>
+          <w:color w:val="000000"/>
+          <w:sz w:val="24"/>
+        </w:rPr>
+        <w:t>height: 10),</w:t>
       </w:r>
     </w:p>
     <w:p>
@@ -7238,6 +7724,7 @@
         <w:t xml:space="preserve">                        return </w:t>
       </w:r>
       <w:proofErr w:type="spellStart"/>
+      <w:proofErr w:type="gramStart"/>
       <w:r>
         <w:rPr>
           <w:i/>
@@ -7255,7 +7742,17 @@
           <w:color w:val="000000"/>
           <w:sz w:val="24"/>
         </w:rPr>
-        <w:t xml:space="preserve">(product: </w:t>
+        <w:t>(</w:t>
+      </w:r>
+      <w:proofErr w:type="gramEnd"/>
+      <w:r>
+        <w:rPr>
+          <w:i/>
+          <w:iCs/>
+          <w:color w:val="000000"/>
+          <w:sz w:val="24"/>
+        </w:rPr>
+        <w:t xml:space="preserve">product: </w:t>
       </w:r>
       <w:proofErr w:type="spellStart"/>
       <w:r>
@@ -7549,6 +8046,7 @@
         <w:t xml:space="preserve">  const </w:t>
       </w:r>
       <w:proofErr w:type="spellStart"/>
+      <w:proofErr w:type="gramStart"/>
       <w:r>
         <w:rPr>
           <w:i/>
@@ -7566,7 +8064,17 @@
           <w:color w:val="000000"/>
           <w:sz w:val="24"/>
         </w:rPr>
-        <w:t xml:space="preserve">({required </w:t>
+        <w:t>(</w:t>
+      </w:r>
+      <w:proofErr w:type="gramEnd"/>
+      <w:r>
+        <w:rPr>
+          <w:i/>
+          <w:iCs/>
+          <w:color w:val="000000"/>
+          <w:sz w:val="24"/>
+        </w:rPr>
+        <w:t xml:space="preserve">{required </w:t>
       </w:r>
       <w:proofErr w:type="spellStart"/>
       <w:r>
@@ -7688,29 +8196,51 @@
           <w:color w:val="000000"/>
           <w:sz w:val="24"/>
         </w:rPr>
-        <w:t xml:space="preserve">  @override</w:t>
-      </w:r>
-    </w:p>
-    <w:p>
-      <w:pPr>
-        <w:jc w:val="both"/>
-        <w:rPr>
-          <w:i/>
-          <w:iCs/>
-          <w:color w:val="000000"/>
-          <w:sz w:val="24"/>
-        </w:rPr>
-      </w:pPr>
-      <w:r>
-        <w:rPr>
-          <w:i/>
-          <w:iCs/>
-          <w:color w:val="000000"/>
-          <w:sz w:val="24"/>
-        </w:rPr>
-        <w:t xml:space="preserve">  Widget build(</w:t>
+        <w:t xml:space="preserve">  @</w:t>
+      </w:r>
+      <w:proofErr w:type="gramStart"/>
+      <w:r>
+        <w:rPr>
+          <w:i/>
+          <w:iCs/>
+          <w:color w:val="000000"/>
+          <w:sz w:val="24"/>
+        </w:rPr>
+        <w:t>override</w:t>
+      </w:r>
+      <w:proofErr w:type="gramEnd"/>
+    </w:p>
+    <w:p>
+      <w:pPr>
+        <w:jc w:val="both"/>
+        <w:rPr>
+          <w:i/>
+          <w:iCs/>
+          <w:color w:val="000000"/>
+          <w:sz w:val="24"/>
+        </w:rPr>
+      </w:pPr>
+      <w:r>
+        <w:rPr>
+          <w:i/>
+          <w:iCs/>
+          <w:color w:val="000000"/>
+          <w:sz w:val="24"/>
+        </w:rPr>
+        <w:t xml:space="preserve">  Widget </w:t>
+      </w:r>
+      <w:proofErr w:type="gramStart"/>
+      <w:r>
+        <w:rPr>
+          <w:i/>
+          <w:iCs/>
+          <w:color w:val="000000"/>
+          <w:sz w:val="24"/>
+        </w:rPr>
+        <w:t>build(</w:t>
       </w:r>
       <w:proofErr w:type="spellStart"/>
+      <w:proofErr w:type="gramEnd"/>
       <w:r>
         <w:rPr>
           <w:i/>
@@ -7751,6 +8281,7 @@
         <w:t xml:space="preserve">    final color = </w:t>
       </w:r>
       <w:proofErr w:type="spellStart"/>
+      <w:proofErr w:type="gramStart"/>
       <w:r>
         <w:rPr>
           <w:i/>
@@ -7761,6 +8292,7 @@
         <w:t>product.isSafe</w:t>
       </w:r>
       <w:proofErr w:type="spellEnd"/>
+      <w:proofErr w:type="gramEnd"/>
       <w:r>
         <w:rPr>
           <w:i/>
@@ -7771,6 +8303,7 @@
         <w:t xml:space="preserve"> ? </w:t>
       </w:r>
       <w:proofErr w:type="spellStart"/>
+      <w:proofErr w:type="gramStart"/>
       <w:r>
         <w:rPr>
           <w:i/>
@@ -7788,7 +8321,17 @@
           <w:color w:val="000000"/>
           <w:sz w:val="24"/>
         </w:rPr>
-        <w:t xml:space="preserve"> : </w:t>
+        <w:t xml:space="preserve"> :</w:t>
+      </w:r>
+      <w:proofErr w:type="gramEnd"/>
+      <w:r>
+        <w:rPr>
+          <w:i/>
+          <w:iCs/>
+          <w:color w:val="000000"/>
+          <w:sz w:val="24"/>
+        </w:rPr>
+        <w:t xml:space="preserve"> </w:t>
       </w:r>
       <w:proofErr w:type="spellStart"/>
       <w:r>
@@ -7839,28 +8382,50 @@
           <w:color w:val="000000"/>
           <w:sz w:val="24"/>
         </w:rPr>
-        <w:t xml:space="preserve">    return Card(</w:t>
-      </w:r>
-    </w:p>
-    <w:p>
-      <w:pPr>
-        <w:jc w:val="both"/>
-        <w:rPr>
-          <w:i/>
-          <w:iCs/>
-          <w:color w:val="000000"/>
-          <w:sz w:val="24"/>
-        </w:rPr>
-      </w:pPr>
-      <w:r>
-        <w:rPr>
-          <w:i/>
-          <w:iCs/>
-          <w:color w:val="000000"/>
-          <w:sz w:val="24"/>
-        </w:rPr>
-        <w:t xml:space="preserve">      child: ListTile(</w:t>
-      </w:r>
+        <w:t xml:space="preserve">    return </w:t>
+      </w:r>
+      <w:proofErr w:type="gramStart"/>
+      <w:r>
+        <w:rPr>
+          <w:i/>
+          <w:iCs/>
+          <w:color w:val="000000"/>
+          <w:sz w:val="24"/>
+        </w:rPr>
+        <w:t>Card(</w:t>
+      </w:r>
+      <w:proofErr w:type="gramEnd"/>
+    </w:p>
+    <w:p>
+      <w:pPr>
+        <w:jc w:val="both"/>
+        <w:rPr>
+          <w:i/>
+          <w:iCs/>
+          <w:color w:val="000000"/>
+          <w:sz w:val="24"/>
+        </w:rPr>
+      </w:pPr>
+      <w:r>
+        <w:rPr>
+          <w:i/>
+          <w:iCs/>
+          <w:color w:val="000000"/>
+          <w:sz w:val="24"/>
+        </w:rPr>
+        <w:t xml:space="preserve">      child: </w:t>
+      </w:r>
+      <w:proofErr w:type="gramStart"/>
+      <w:r>
+        <w:rPr>
+          <w:i/>
+          <w:iCs/>
+          <w:color w:val="000000"/>
+          <w:sz w:val="24"/>
+        </w:rPr>
+        <w:t>ListTile(</w:t>
+      </w:r>
+      <w:proofErr w:type="gramEnd"/>
     </w:p>
     <w:p>
       <w:pPr>
@@ -7882,6 +8447,7 @@
         <w:t xml:space="preserve">        leading: </w:t>
       </w:r>
       <w:proofErr w:type="spellStart"/>
+      <w:proofErr w:type="gramStart"/>
       <w:r>
         <w:rPr>
           <w:i/>
@@ -7901,6 +8467,7 @@
         </w:rPr>
         <w:t>(</w:t>
       </w:r>
+      <w:proofErr w:type="gramEnd"/>
     </w:p>
     <w:p>
       <w:pPr>
@@ -7942,6 +8509,7 @@
         <w:t xml:space="preserve">: </w:t>
       </w:r>
       <w:proofErr w:type="spellStart"/>
+      <w:proofErr w:type="gramStart"/>
       <w:r>
         <w:rPr>
           <w:i/>
@@ -7952,6 +8520,7 @@
         <w:t>color.withValues</w:t>
       </w:r>
       <w:proofErr w:type="spellEnd"/>
+      <w:proofErr w:type="gramEnd"/>
       <w:r>
         <w:rPr>
           <w:i/>
@@ -8019,7 +8588,27 @@
           <w:color w:val="000000"/>
           <w:sz w:val="24"/>
         </w:rPr>
-        <w:t xml:space="preserve">          child: const Icon(Icons.inventory_2_outlined),</w:t>
+        <w:t xml:space="preserve">          child: const </w:t>
+      </w:r>
+      <w:proofErr w:type="gramStart"/>
+      <w:r>
+        <w:rPr>
+          <w:i/>
+          <w:iCs/>
+          <w:color w:val="000000"/>
+          <w:sz w:val="24"/>
+        </w:rPr>
+        <w:t>Icon(</w:t>
+      </w:r>
+      <w:proofErr w:type="gramEnd"/>
+      <w:r>
+        <w:rPr>
+          <w:i/>
+          <w:iCs/>
+          <w:color w:val="000000"/>
+          <w:sz w:val="24"/>
+        </w:rPr>
+        <w:t>Icons.inventory_2_outlined),</w:t>
       </w:r>
     </w:p>
     <w:p>
@@ -8083,6 +8672,7 @@
         <w:t xml:space="preserve">        subtitle: Text(</w:t>
       </w:r>
       <w:proofErr w:type="spellStart"/>
+      <w:proofErr w:type="gramStart"/>
       <w:r>
         <w:rPr>
           <w:i/>
@@ -8093,6 +8683,7 @@
         <w:t>product.date</w:t>
       </w:r>
       <w:proofErr w:type="spellEnd"/>
+      <w:proofErr w:type="gramEnd"/>
       <w:r>
         <w:rPr>
           <w:i/>
@@ -8120,8 +8711,19 @@
           <w:color w:val="000000"/>
           <w:sz w:val="24"/>
         </w:rPr>
-        <w:t xml:space="preserve">        trailing: Text(</w:t>
-      </w:r>
+        <w:t xml:space="preserve">        trailing: </w:t>
+      </w:r>
+      <w:proofErr w:type="gramStart"/>
+      <w:r>
+        <w:rPr>
+          <w:i/>
+          <w:iCs/>
+          <w:color w:val="000000"/>
+          <w:sz w:val="24"/>
+        </w:rPr>
+        <w:t>Text(</w:t>
+      </w:r>
+      <w:proofErr w:type="gramEnd"/>
     </w:p>
     <w:p>
       <w:pPr>
@@ -8143,6 +8745,7 @@
         <w:t xml:space="preserve">          </w:t>
       </w:r>
       <w:proofErr w:type="spellStart"/>
+      <w:proofErr w:type="gramStart"/>
       <w:r>
         <w:rPr>
           <w:i/>
@@ -8153,6 +8756,7 @@
         <w:t>product.verdict</w:t>
       </w:r>
       <w:proofErr w:type="spellEnd"/>
+      <w:proofErr w:type="gramEnd"/>
       <w:r>
         <w:rPr>
           <w:i/>
@@ -8183,6 +8787,7 @@
         <w:t xml:space="preserve">          style: </w:t>
       </w:r>
       <w:proofErr w:type="spellStart"/>
+      <w:proofErr w:type="gramStart"/>
       <w:r>
         <w:rPr>
           <w:i/>
@@ -8200,7 +8805,17 @@
           <w:color w:val="000000"/>
           <w:sz w:val="24"/>
         </w:rPr>
-        <w:t xml:space="preserve">(color: color, </w:t>
+        <w:t>(</w:t>
+      </w:r>
+      <w:proofErr w:type="gramEnd"/>
+      <w:r>
+        <w:rPr>
+          <w:i/>
+          <w:iCs/>
+          <w:color w:val="000000"/>
+          <w:sz w:val="24"/>
+        </w:rPr>
+        <w:t xml:space="preserve">color: color, </w:t>
       </w:r>
       <w:proofErr w:type="spellStart"/>
       <w:r>
@@ -8482,29 +9097,51 @@
           <w:color w:val="000000"/>
           <w:sz w:val="24"/>
         </w:rPr>
-        <w:t xml:space="preserve">  @override</w:t>
-      </w:r>
-    </w:p>
-    <w:p>
-      <w:pPr>
-        <w:jc w:val="both"/>
-        <w:rPr>
-          <w:i/>
-          <w:iCs/>
-          <w:color w:val="000000"/>
-          <w:sz w:val="24"/>
-        </w:rPr>
-      </w:pPr>
-      <w:r>
-        <w:rPr>
-          <w:i/>
-          <w:iCs/>
-          <w:color w:val="000000"/>
-          <w:sz w:val="24"/>
-        </w:rPr>
-        <w:t xml:space="preserve">  Widget build(</w:t>
+        <w:t xml:space="preserve">  @</w:t>
+      </w:r>
+      <w:proofErr w:type="gramStart"/>
+      <w:r>
+        <w:rPr>
+          <w:i/>
+          <w:iCs/>
+          <w:color w:val="000000"/>
+          <w:sz w:val="24"/>
+        </w:rPr>
+        <w:t>override</w:t>
+      </w:r>
+      <w:proofErr w:type="gramEnd"/>
+    </w:p>
+    <w:p>
+      <w:pPr>
+        <w:jc w:val="both"/>
+        <w:rPr>
+          <w:i/>
+          <w:iCs/>
+          <w:color w:val="000000"/>
+          <w:sz w:val="24"/>
+        </w:rPr>
+      </w:pPr>
+      <w:r>
+        <w:rPr>
+          <w:i/>
+          <w:iCs/>
+          <w:color w:val="000000"/>
+          <w:sz w:val="24"/>
+        </w:rPr>
+        <w:t xml:space="preserve">  Widget </w:t>
+      </w:r>
+      <w:proofErr w:type="gramStart"/>
+      <w:r>
+        <w:rPr>
+          <w:i/>
+          <w:iCs/>
+          <w:color w:val="000000"/>
+          <w:sz w:val="24"/>
+        </w:rPr>
+        <w:t>build(</w:t>
       </w:r>
       <w:proofErr w:type="spellStart"/>
+      <w:proofErr w:type="gramEnd"/>
       <w:r>
         <w:rPr>
           <w:i/>
@@ -8542,8 +9179,19 @@
           <w:color w:val="000000"/>
           <w:sz w:val="24"/>
         </w:rPr>
-        <w:t xml:space="preserve">    return Scaffold(</w:t>
-      </w:r>
+        <w:t xml:space="preserve">    return </w:t>
+      </w:r>
+      <w:proofErr w:type="gramStart"/>
+      <w:r>
+        <w:rPr>
+          <w:i/>
+          <w:iCs/>
+          <w:color w:val="000000"/>
+          <w:sz w:val="24"/>
+        </w:rPr>
+        <w:t>Scaffold(</w:t>
+      </w:r>
+      <w:proofErr w:type="gramEnd"/>
     </w:p>
     <w:p>
       <w:pPr>
@@ -8582,7 +9230,27 @@
           <w:color w:val="000000"/>
           <w:sz w:val="24"/>
         </w:rPr>
-        <w:t>: AppBar(title: const Text('</w:t>
+        <w:t xml:space="preserve">: </w:t>
+      </w:r>
+      <w:proofErr w:type="gramStart"/>
+      <w:r>
+        <w:rPr>
+          <w:i/>
+          <w:iCs/>
+          <w:color w:val="000000"/>
+          <w:sz w:val="24"/>
+        </w:rPr>
+        <w:t>AppBar(</w:t>
+      </w:r>
+      <w:proofErr w:type="gramEnd"/>
+      <w:r>
+        <w:rPr>
+          <w:i/>
+          <w:iCs/>
+          <w:color w:val="000000"/>
+          <w:sz w:val="24"/>
+        </w:rPr>
+        <w:t>title: const Text('</w:t>
       </w:r>
       <w:proofErr w:type="spellStart"/>
       <w:r>
@@ -8622,8 +9290,19 @@
           <w:color w:val="000000"/>
           <w:sz w:val="24"/>
         </w:rPr>
-        <w:t xml:space="preserve">      body: ListView(</w:t>
-      </w:r>
+        <w:t xml:space="preserve">      body: </w:t>
+      </w:r>
+      <w:proofErr w:type="gramStart"/>
+      <w:r>
+        <w:rPr>
+          <w:i/>
+          <w:iCs/>
+          <w:color w:val="000000"/>
+          <w:sz w:val="24"/>
+        </w:rPr>
+        <w:t>ListView(</w:t>
+      </w:r>
+      <w:proofErr w:type="gramEnd"/>
     </w:p>
     <w:p>
       <w:pPr>
@@ -8645,6 +9324,7 @@
         <w:t xml:space="preserve">        padding: const </w:t>
       </w:r>
       <w:proofErr w:type="spellStart"/>
+      <w:proofErr w:type="gramStart"/>
       <w:r>
         <w:rPr>
           <w:i/>
@@ -8662,7 +9342,17 @@
           <w:color w:val="000000"/>
           <w:sz w:val="24"/>
         </w:rPr>
-        <w:t>(16),</w:t>
+        <w:t>(</w:t>
+      </w:r>
+      <w:proofErr w:type="gramEnd"/>
+      <w:r>
+        <w:rPr>
+          <w:i/>
+          <w:iCs/>
+          <w:color w:val="000000"/>
+          <w:sz w:val="24"/>
+        </w:rPr>
+        <w:t>16),</w:t>
       </w:r>
     </w:p>
     <w:p>
@@ -8702,8 +9392,19 @@
           <w:color w:val="000000"/>
           <w:sz w:val="24"/>
         </w:rPr>
-        <w:t xml:space="preserve">          const Text(</w:t>
-      </w:r>
+        <w:t xml:space="preserve">          const </w:t>
+      </w:r>
+      <w:proofErr w:type="gramStart"/>
+      <w:r>
+        <w:rPr>
+          <w:i/>
+          <w:iCs/>
+          <w:color w:val="000000"/>
+          <w:sz w:val="24"/>
+        </w:rPr>
+        <w:t>Text(</w:t>
+      </w:r>
+      <w:proofErr w:type="gramEnd"/>
     </w:p>
     <w:p>
       <w:pPr>
@@ -8785,6 +9486,7 @@
         <w:t xml:space="preserve">            style: </w:t>
       </w:r>
       <w:proofErr w:type="spellStart"/>
+      <w:proofErr w:type="gramStart"/>
       <w:r>
         <w:rPr>
           <w:i/>
@@ -8805,6 +9507,7 @@
         <w:t>(</w:t>
       </w:r>
       <w:proofErr w:type="spellStart"/>
+      <w:proofErr w:type="gramEnd"/>
       <w:r>
         <w:rPr>
           <w:i/>
@@ -8937,6 +9640,7 @@
         <w:t xml:space="preserve"> </w:t>
       </w:r>
       <w:proofErr w:type="spellStart"/>
+      <w:proofErr w:type="gramStart"/>
       <w:r>
         <w:rPr>
           <w:i/>
@@ -8957,6 +9661,7 @@
         </w:rPr>
         <w:t>(</w:t>
       </w:r>
+      <w:proofErr w:type="gramEnd"/>
       <w:r>
         <w:rPr>
           <w:i/>
@@ -9017,6 +9722,7 @@
         </w:rPr>
         <w:t xml:space="preserve"> </w:t>
       </w:r>
+      <w:proofErr w:type="gramStart"/>
       <w:r>
         <w:rPr>
           <w:i/>
@@ -9034,7 +9740,18 @@
           <w:sz w:val="24"/>
           <w:lang w:val="ru-RU"/>
         </w:rPr>
-        <w:t>('Эти компоненты будут отмечаться при проверке продукта.'),</w:t>
+        <w:t>(</w:t>
+      </w:r>
+      <w:proofErr w:type="gramEnd"/>
+      <w:r>
+        <w:rPr>
+          <w:i/>
+          <w:iCs/>
+          <w:color w:val="000000"/>
+          <w:sz w:val="24"/>
+          <w:lang w:val="ru-RU"/>
+        </w:rPr>
+        <w:t>'Эти компоненты будут отмечаться при проверке продукта.'),</w:t>
       </w:r>
     </w:p>
     <w:p>
@@ -9067,6 +9784,7 @@
         <w:t xml:space="preserve">const </w:t>
       </w:r>
       <w:proofErr w:type="spellStart"/>
+      <w:proofErr w:type="gramStart"/>
       <w:r>
         <w:rPr>
           <w:i/>
@@ -9084,28 +9802,49 @@
           <w:color w:val="000000"/>
           <w:sz w:val="24"/>
         </w:rPr>
-        <w:t>(height: 16),</w:t>
-      </w:r>
-    </w:p>
-    <w:p>
-      <w:pPr>
-        <w:jc w:val="both"/>
-        <w:rPr>
-          <w:i/>
-          <w:iCs/>
-          <w:color w:val="000000"/>
-          <w:sz w:val="24"/>
-        </w:rPr>
-      </w:pPr>
-      <w:r>
-        <w:rPr>
-          <w:i/>
-          <w:iCs/>
-          <w:color w:val="000000"/>
-          <w:sz w:val="24"/>
-        </w:rPr>
-        <w:t xml:space="preserve">          Wrap(</w:t>
-      </w:r>
+        <w:t>(</w:t>
+      </w:r>
+      <w:proofErr w:type="gramEnd"/>
+      <w:r>
+        <w:rPr>
+          <w:i/>
+          <w:iCs/>
+          <w:color w:val="000000"/>
+          <w:sz w:val="24"/>
+        </w:rPr>
+        <w:t>height: 16),</w:t>
+      </w:r>
+    </w:p>
+    <w:p>
+      <w:pPr>
+        <w:jc w:val="both"/>
+        <w:rPr>
+          <w:i/>
+          <w:iCs/>
+          <w:color w:val="000000"/>
+          <w:sz w:val="24"/>
+        </w:rPr>
+      </w:pPr>
+      <w:r>
+        <w:rPr>
+          <w:i/>
+          <w:iCs/>
+          <w:color w:val="000000"/>
+          <w:sz w:val="24"/>
+        </w:rPr>
+        <w:t xml:space="preserve">          </w:t>
+      </w:r>
+      <w:proofErr w:type="gramStart"/>
+      <w:r>
+        <w:rPr>
+          <w:i/>
+          <w:iCs/>
+          <w:color w:val="000000"/>
+          <w:sz w:val="24"/>
+        </w:rPr>
+        <w:t>Wrap(</w:t>
+      </w:r>
+      <w:proofErr w:type="gramEnd"/>
     </w:p>
     <w:p>
       <w:pPr>
@@ -9204,7 +9943,27 @@
           <w:color w:val="000000"/>
           <w:sz w:val="24"/>
         </w:rPr>
-        <w:t xml:space="preserve">              Chip(label: Text('</w:t>
+        <w:t xml:space="preserve">              </w:t>
+      </w:r>
+      <w:proofErr w:type="gramStart"/>
+      <w:r>
+        <w:rPr>
+          <w:i/>
+          <w:iCs/>
+          <w:color w:val="000000"/>
+          <w:sz w:val="24"/>
+        </w:rPr>
+        <w:t>Chip(</w:t>
+      </w:r>
+      <w:proofErr w:type="gramEnd"/>
+      <w:r>
+        <w:rPr>
+          <w:i/>
+          <w:iCs/>
+          <w:color w:val="000000"/>
+          <w:sz w:val="24"/>
+        </w:rPr>
+        <w:t>label: Text('</w:t>
       </w:r>
       <w:proofErr w:type="spellStart"/>
       <w:r>
@@ -9244,7 +10003,27 @@
           <w:color w:val="000000"/>
           <w:sz w:val="24"/>
         </w:rPr>
-        <w:t xml:space="preserve">              Chip(label: Text('</w:t>
+        <w:t xml:space="preserve">              </w:t>
+      </w:r>
+      <w:proofErr w:type="gramStart"/>
+      <w:r>
+        <w:rPr>
+          <w:i/>
+          <w:iCs/>
+          <w:color w:val="000000"/>
+          <w:sz w:val="24"/>
+        </w:rPr>
+        <w:t>Chip(</w:t>
+      </w:r>
+      <w:proofErr w:type="gramEnd"/>
+      <w:r>
+        <w:rPr>
+          <w:i/>
+          <w:iCs/>
+          <w:color w:val="000000"/>
+          <w:sz w:val="24"/>
+        </w:rPr>
+        <w:t>label: Text('</w:t>
       </w:r>
       <w:proofErr w:type="spellStart"/>
       <w:r>
@@ -9284,7 +10063,27 @@
           <w:color w:val="000000"/>
           <w:sz w:val="24"/>
         </w:rPr>
-        <w:t xml:space="preserve">              Chip(label: Text('</w:t>
+        <w:t xml:space="preserve">              </w:t>
+      </w:r>
+      <w:proofErr w:type="gramStart"/>
+      <w:r>
+        <w:rPr>
+          <w:i/>
+          <w:iCs/>
+          <w:color w:val="000000"/>
+          <w:sz w:val="24"/>
+        </w:rPr>
+        <w:t>Chip(</w:t>
+      </w:r>
+      <w:proofErr w:type="gramEnd"/>
+      <w:r>
+        <w:rPr>
+          <w:i/>
+          <w:iCs/>
+          <w:color w:val="000000"/>
+          <w:sz w:val="24"/>
+        </w:rPr>
+        <w:t>label: Text('</w:t>
       </w:r>
       <w:proofErr w:type="spellStart"/>
       <w:r>
@@ -9478,8 +10277,9 @@
           <w:iCs/>
           <w:color w:val="000000"/>
         </w:rPr>
-        <w:t>widget_test.dart</w:t>
-      </w:r>
+        <w:t>widget_</w:t>
+      </w:r>
+      <w:proofErr w:type="gramStart"/>
       <w:r>
         <w:rPr>
           <w:b/>
@@ -9487,6 +10287,16 @@
           <w:iCs/>
           <w:color w:val="000000"/>
         </w:rPr>
+        <w:t>test.dart</w:t>
+      </w:r>
+      <w:proofErr w:type="gramEnd"/>
+      <w:r>
+        <w:rPr>
+          <w:b/>
+          <w:i/>
+          <w:iCs/>
+          <w:color w:val="000000"/>
+        </w:rPr>
         <w:t>»</w:t>
       </w:r>
     </w:p>
@@ -9510,6 +10320,7 @@
         <w:t>import '</w:t>
       </w:r>
       <w:proofErr w:type="spellStart"/>
+      <w:proofErr w:type="gramStart"/>
       <w:r>
         <w:rPr>
           <w:i/>
@@ -9540,6 +10351,7 @@
         <w:t>material.dart</w:t>
       </w:r>
       <w:proofErr w:type="spellEnd"/>
+      <w:proofErr w:type="gramEnd"/>
       <w:r>
         <w:rPr>
           <w:i/>
@@ -9570,6 +10382,7 @@
         <w:t>import '</w:t>
       </w:r>
       <w:proofErr w:type="spellStart"/>
+      <w:proofErr w:type="gramStart"/>
       <w:r>
         <w:rPr>
           <w:i/>
@@ -9600,6 +10413,7 @@
         <w:t>flutter_test.dart</w:t>
       </w:r>
       <w:proofErr w:type="spellEnd"/>
+      <w:proofErr w:type="gramEnd"/>
       <w:r>
         <w:rPr>
           <w:i/>
@@ -9630,6 +10444,7 @@
         <w:t>import '</w:t>
       </w:r>
       <w:proofErr w:type="spellStart"/>
+      <w:proofErr w:type="gramStart"/>
       <w:r>
         <w:rPr>
           <w:i/>
@@ -9647,38 +10462,68 @@
           <w:color w:val="000000"/>
           <w:sz w:val="24"/>
         </w:rPr>
-        <w:t>/main.dart';</w:t>
-      </w:r>
-    </w:p>
-    <w:p>
-      <w:pPr>
-        <w:jc w:val="both"/>
-        <w:rPr>
-          <w:i/>
-          <w:iCs/>
-          <w:color w:val="000000"/>
-          <w:sz w:val="24"/>
-        </w:rPr>
-      </w:pPr>
-    </w:p>
-    <w:p>
-      <w:pPr>
-        <w:jc w:val="both"/>
-        <w:rPr>
-          <w:i/>
-          <w:iCs/>
-          <w:color w:val="000000"/>
-          <w:sz w:val="24"/>
-        </w:rPr>
-      </w:pPr>
-      <w:r>
-        <w:rPr>
-          <w:i/>
-          <w:iCs/>
-          <w:color w:val="000000"/>
-          <w:sz w:val="24"/>
-        </w:rPr>
-        <w:t>void main() {</w:t>
+        <w:t>/main.dart</w:t>
+      </w:r>
+      <w:proofErr w:type="gramEnd"/>
+      <w:r>
+        <w:rPr>
+          <w:i/>
+          <w:iCs/>
+          <w:color w:val="000000"/>
+          <w:sz w:val="24"/>
+        </w:rPr>
+        <w:t>';</w:t>
+      </w:r>
+    </w:p>
+    <w:p>
+      <w:pPr>
+        <w:jc w:val="both"/>
+        <w:rPr>
+          <w:i/>
+          <w:iCs/>
+          <w:color w:val="000000"/>
+          <w:sz w:val="24"/>
+        </w:rPr>
+      </w:pPr>
+    </w:p>
+    <w:p>
+      <w:pPr>
+        <w:jc w:val="both"/>
+        <w:rPr>
+          <w:i/>
+          <w:iCs/>
+          <w:color w:val="000000"/>
+          <w:sz w:val="24"/>
+        </w:rPr>
+      </w:pPr>
+      <w:r>
+        <w:rPr>
+          <w:i/>
+          <w:iCs/>
+          <w:color w:val="000000"/>
+          <w:sz w:val="24"/>
+        </w:rPr>
+        <w:t xml:space="preserve">void </w:t>
+      </w:r>
+      <w:proofErr w:type="gramStart"/>
+      <w:r>
+        <w:rPr>
+          <w:i/>
+          <w:iCs/>
+          <w:color w:val="000000"/>
+          <w:sz w:val="24"/>
+        </w:rPr>
+        <w:t>main(</w:t>
+      </w:r>
+      <w:proofErr w:type="gramEnd"/>
+      <w:r>
+        <w:rPr>
+          <w:i/>
+          <w:iCs/>
+          <w:color w:val="000000"/>
+          <w:sz w:val="24"/>
+        </w:rPr>
+        <w:t>) {</w:t>
       </w:r>
     </w:p>
     <w:p>
@@ -9701,6 +10546,7 @@
         <w:t xml:space="preserve">  </w:t>
       </w:r>
       <w:proofErr w:type="spellStart"/>
+      <w:proofErr w:type="gramStart"/>
       <w:r>
         <w:rPr>
           <w:i/>
@@ -9718,7 +10564,17 @@
           <w:color w:val="000000"/>
           <w:sz w:val="24"/>
         </w:rPr>
-        <w:t xml:space="preserve">('поиск </w:t>
+        <w:t>(</w:t>
+      </w:r>
+      <w:proofErr w:type="gramEnd"/>
+      <w:r>
+        <w:rPr>
+          <w:i/>
+          <w:iCs/>
+          <w:color w:val="000000"/>
+          <w:sz w:val="24"/>
+        </w:rPr>
+        <w:t xml:space="preserve">'поиск </w:t>
       </w:r>
       <w:proofErr w:type="spellStart"/>
       <w:r>
@@ -9802,6 +10658,7 @@
         <w:t xml:space="preserve">    await </w:t>
       </w:r>
       <w:proofErr w:type="spellStart"/>
+      <w:proofErr w:type="gramStart"/>
       <w:r>
         <w:rPr>
           <w:i/>
@@ -9812,6 +10669,7 @@
         <w:t>tester.pumpWidget</w:t>
       </w:r>
       <w:proofErr w:type="spellEnd"/>
+      <w:proofErr w:type="gramEnd"/>
       <w:r>
         <w:rPr>
           <w:i/>
@@ -9870,6 +10728,1068 @@
           <w:color w:val="000000"/>
           <w:sz w:val="24"/>
         </w:rPr>
+        <w:t xml:space="preserve">    </w:t>
+      </w:r>
+      <w:proofErr w:type="gramStart"/>
+      <w:r>
+        <w:rPr>
+          <w:i/>
+          <w:iCs/>
+          <w:color w:val="000000"/>
+          <w:sz w:val="24"/>
+        </w:rPr>
+        <w:t>expect(</w:t>
+      </w:r>
+      <w:proofErr w:type="spellStart"/>
+      <w:proofErr w:type="gramEnd"/>
+      <w:r>
+        <w:rPr>
+          <w:i/>
+          <w:iCs/>
+          <w:color w:val="000000"/>
+          <w:sz w:val="24"/>
+        </w:rPr>
+        <w:t>find.text</w:t>
+      </w:r>
+      <w:proofErr w:type="spellEnd"/>
+      <w:r>
+        <w:rPr>
+          <w:i/>
+          <w:iCs/>
+          <w:color w:val="000000"/>
+          <w:sz w:val="24"/>
+        </w:rPr>
+        <w:t>('</w:t>
+      </w:r>
+      <w:proofErr w:type="spellStart"/>
+      <w:r>
+        <w:rPr>
+          <w:i/>
+          <w:iCs/>
+          <w:color w:val="000000"/>
+          <w:sz w:val="24"/>
+        </w:rPr>
+        <w:t>Молоко</w:t>
+      </w:r>
+      <w:proofErr w:type="spellEnd"/>
+      <w:r>
+        <w:rPr>
+          <w:i/>
+          <w:iCs/>
+          <w:color w:val="000000"/>
+          <w:sz w:val="24"/>
+        </w:rPr>
+        <w:t xml:space="preserve"> </w:t>
+      </w:r>
+      <w:proofErr w:type="spellStart"/>
+      <w:r>
+        <w:rPr>
+          <w:i/>
+          <w:iCs/>
+          <w:color w:val="000000"/>
+          <w:sz w:val="24"/>
+        </w:rPr>
+        <w:t>Простоквашино</w:t>
+      </w:r>
+      <w:proofErr w:type="spellEnd"/>
+      <w:r>
+        <w:rPr>
+          <w:i/>
+          <w:iCs/>
+          <w:color w:val="000000"/>
+          <w:sz w:val="24"/>
+        </w:rPr>
+        <w:t xml:space="preserve">'), </w:t>
+      </w:r>
+      <w:proofErr w:type="spellStart"/>
+      <w:r>
+        <w:rPr>
+          <w:i/>
+          <w:iCs/>
+          <w:color w:val="000000"/>
+          <w:sz w:val="24"/>
+        </w:rPr>
+        <w:t>findsOneWidget</w:t>
+      </w:r>
+      <w:proofErr w:type="spellEnd"/>
+      <w:r>
+        <w:rPr>
+          <w:i/>
+          <w:iCs/>
+          <w:color w:val="000000"/>
+          <w:sz w:val="24"/>
+        </w:rPr>
+        <w:t>);</w:t>
+      </w:r>
+    </w:p>
+    <w:p>
+      <w:pPr>
+        <w:jc w:val="both"/>
+        <w:rPr>
+          <w:i/>
+          <w:iCs/>
+          <w:color w:val="000000"/>
+          <w:sz w:val="24"/>
+        </w:rPr>
+      </w:pPr>
+      <w:r>
+        <w:rPr>
+          <w:i/>
+          <w:iCs/>
+          <w:color w:val="000000"/>
+          <w:sz w:val="24"/>
+        </w:rPr>
+        <w:t xml:space="preserve">    </w:t>
+      </w:r>
+      <w:proofErr w:type="gramStart"/>
+      <w:r>
+        <w:rPr>
+          <w:i/>
+          <w:iCs/>
+          <w:color w:val="000000"/>
+          <w:sz w:val="24"/>
+        </w:rPr>
+        <w:t>expect(</w:t>
+      </w:r>
+      <w:proofErr w:type="spellStart"/>
+      <w:proofErr w:type="gramEnd"/>
+      <w:r>
+        <w:rPr>
+          <w:i/>
+          <w:iCs/>
+          <w:color w:val="000000"/>
+          <w:sz w:val="24"/>
+        </w:rPr>
+        <w:t>find.text</w:t>
+      </w:r>
+      <w:proofErr w:type="spellEnd"/>
+      <w:r>
+        <w:rPr>
+          <w:i/>
+          <w:iCs/>
+          <w:color w:val="000000"/>
+          <w:sz w:val="24"/>
+        </w:rPr>
+        <w:t>('</w:t>
+      </w:r>
+      <w:proofErr w:type="spellStart"/>
+      <w:r>
+        <w:rPr>
+          <w:i/>
+          <w:iCs/>
+          <w:color w:val="000000"/>
+          <w:sz w:val="24"/>
+        </w:rPr>
+        <w:t>Шоколад</w:t>
+      </w:r>
+      <w:proofErr w:type="spellEnd"/>
+      <w:r>
+        <w:rPr>
+          <w:i/>
+          <w:iCs/>
+          <w:color w:val="000000"/>
+          <w:sz w:val="24"/>
+        </w:rPr>
+        <w:t xml:space="preserve"> </w:t>
+      </w:r>
+      <w:proofErr w:type="spellStart"/>
+      <w:r>
+        <w:rPr>
+          <w:i/>
+          <w:iCs/>
+          <w:color w:val="000000"/>
+          <w:sz w:val="24"/>
+        </w:rPr>
+        <w:t>Алёнка</w:t>
+      </w:r>
+      <w:proofErr w:type="spellEnd"/>
+      <w:r>
+        <w:rPr>
+          <w:i/>
+          <w:iCs/>
+          <w:color w:val="000000"/>
+          <w:sz w:val="24"/>
+        </w:rPr>
+        <w:t xml:space="preserve">'), </w:t>
+      </w:r>
+      <w:proofErr w:type="spellStart"/>
+      <w:r>
+        <w:rPr>
+          <w:i/>
+          <w:iCs/>
+          <w:color w:val="000000"/>
+          <w:sz w:val="24"/>
+        </w:rPr>
+        <w:t>findsOneWidget</w:t>
+      </w:r>
+      <w:proofErr w:type="spellEnd"/>
+      <w:r>
+        <w:rPr>
+          <w:i/>
+          <w:iCs/>
+          <w:color w:val="000000"/>
+          <w:sz w:val="24"/>
+        </w:rPr>
+        <w:t>);</w:t>
+      </w:r>
+    </w:p>
+    <w:p>
+      <w:pPr>
+        <w:jc w:val="both"/>
+        <w:rPr>
+          <w:i/>
+          <w:iCs/>
+          <w:color w:val="000000"/>
+          <w:sz w:val="24"/>
+        </w:rPr>
+      </w:pPr>
+    </w:p>
+    <w:p>
+      <w:pPr>
+        <w:jc w:val="both"/>
+        <w:rPr>
+          <w:i/>
+          <w:iCs/>
+          <w:color w:val="000000"/>
+          <w:sz w:val="24"/>
+        </w:rPr>
+      </w:pPr>
+      <w:r>
+        <w:rPr>
+          <w:i/>
+          <w:iCs/>
+          <w:color w:val="000000"/>
+          <w:sz w:val="24"/>
+        </w:rPr>
+        <w:t xml:space="preserve">    await </w:t>
+      </w:r>
+      <w:proofErr w:type="spellStart"/>
+      <w:proofErr w:type="gramStart"/>
+      <w:r>
+        <w:rPr>
+          <w:i/>
+          <w:iCs/>
+          <w:color w:val="000000"/>
+          <w:sz w:val="24"/>
+        </w:rPr>
+        <w:t>tester.enterText</w:t>
+      </w:r>
+      <w:proofErr w:type="spellEnd"/>
+      <w:proofErr w:type="gramEnd"/>
+      <w:r>
+        <w:rPr>
+          <w:i/>
+          <w:iCs/>
+          <w:color w:val="000000"/>
+          <w:sz w:val="24"/>
+        </w:rPr>
+        <w:t>(</w:t>
+      </w:r>
+    </w:p>
+    <w:p>
+      <w:pPr>
+        <w:jc w:val="both"/>
+        <w:rPr>
+          <w:i/>
+          <w:iCs/>
+          <w:color w:val="000000"/>
+          <w:sz w:val="24"/>
+        </w:rPr>
+      </w:pPr>
+      <w:r>
+        <w:rPr>
+          <w:i/>
+          <w:iCs/>
+          <w:color w:val="000000"/>
+          <w:sz w:val="24"/>
+        </w:rPr>
+        <w:t xml:space="preserve">      </w:t>
+      </w:r>
+      <w:proofErr w:type="spellStart"/>
+      <w:proofErr w:type="gramStart"/>
+      <w:r>
+        <w:rPr>
+          <w:i/>
+          <w:iCs/>
+          <w:color w:val="000000"/>
+          <w:sz w:val="24"/>
+        </w:rPr>
+        <w:t>find.byKey</w:t>
+      </w:r>
+      <w:proofErr w:type="spellEnd"/>
+      <w:proofErr w:type="gramEnd"/>
+      <w:r>
+        <w:rPr>
+          <w:i/>
+          <w:iCs/>
+          <w:color w:val="000000"/>
+          <w:sz w:val="24"/>
+        </w:rPr>
+        <w:t>(const Key('</w:t>
+      </w:r>
+      <w:proofErr w:type="spellStart"/>
+      <w:r>
+        <w:rPr>
+          <w:i/>
+          <w:iCs/>
+          <w:color w:val="000000"/>
+          <w:sz w:val="24"/>
+        </w:rPr>
+        <w:t>historySearchField</w:t>
+      </w:r>
+      <w:proofErr w:type="spellEnd"/>
+      <w:r>
+        <w:rPr>
+          <w:i/>
+          <w:iCs/>
+          <w:color w:val="000000"/>
+          <w:sz w:val="24"/>
+        </w:rPr>
+        <w:t>')),</w:t>
+      </w:r>
+    </w:p>
+    <w:p>
+      <w:pPr>
+        <w:jc w:val="both"/>
+        <w:rPr>
+          <w:i/>
+          <w:iCs/>
+          <w:color w:val="000000"/>
+          <w:sz w:val="24"/>
+        </w:rPr>
+      </w:pPr>
+      <w:r>
+        <w:rPr>
+          <w:i/>
+          <w:iCs/>
+          <w:color w:val="000000"/>
+          <w:sz w:val="24"/>
+        </w:rPr>
+        <w:t xml:space="preserve">      '</w:t>
+      </w:r>
+      <w:proofErr w:type="spellStart"/>
+      <w:r>
+        <w:rPr>
+          <w:i/>
+          <w:iCs/>
+          <w:color w:val="000000"/>
+          <w:sz w:val="24"/>
+        </w:rPr>
+        <w:t>шоколад</w:t>
+      </w:r>
+      <w:proofErr w:type="spellEnd"/>
+      <w:r>
+        <w:rPr>
+          <w:i/>
+          <w:iCs/>
+          <w:color w:val="000000"/>
+          <w:sz w:val="24"/>
+        </w:rPr>
+        <w:t>',</w:t>
+      </w:r>
+    </w:p>
+    <w:p>
+      <w:pPr>
+        <w:jc w:val="both"/>
+        <w:rPr>
+          <w:i/>
+          <w:iCs/>
+          <w:color w:val="000000"/>
+          <w:sz w:val="24"/>
+        </w:rPr>
+      </w:pPr>
+      <w:r>
+        <w:rPr>
+          <w:i/>
+          <w:iCs/>
+          <w:color w:val="000000"/>
+          <w:sz w:val="24"/>
+        </w:rPr>
+        <w:t xml:space="preserve">    );</w:t>
+      </w:r>
+    </w:p>
+    <w:p>
+      <w:pPr>
+        <w:jc w:val="both"/>
+        <w:rPr>
+          <w:i/>
+          <w:iCs/>
+          <w:color w:val="000000"/>
+          <w:sz w:val="24"/>
+        </w:rPr>
+      </w:pPr>
+      <w:r>
+        <w:rPr>
+          <w:i/>
+          <w:iCs/>
+          <w:color w:val="000000"/>
+          <w:sz w:val="24"/>
+        </w:rPr>
+        <w:t xml:space="preserve">    await </w:t>
+      </w:r>
+      <w:proofErr w:type="spellStart"/>
+      <w:proofErr w:type="gramStart"/>
+      <w:r>
+        <w:rPr>
+          <w:i/>
+          <w:iCs/>
+          <w:color w:val="000000"/>
+          <w:sz w:val="24"/>
+        </w:rPr>
+        <w:t>tester.pump</w:t>
+      </w:r>
+      <w:proofErr w:type="spellEnd"/>
+      <w:proofErr w:type="gramEnd"/>
+      <w:r>
+        <w:rPr>
+          <w:i/>
+          <w:iCs/>
+          <w:color w:val="000000"/>
+          <w:sz w:val="24"/>
+        </w:rPr>
+        <w:t>();</w:t>
+      </w:r>
+    </w:p>
+    <w:p>
+      <w:pPr>
+        <w:jc w:val="both"/>
+        <w:rPr>
+          <w:i/>
+          <w:iCs/>
+          <w:color w:val="000000"/>
+          <w:sz w:val="24"/>
+        </w:rPr>
+      </w:pPr>
+    </w:p>
+    <w:p>
+      <w:pPr>
+        <w:jc w:val="both"/>
+        <w:rPr>
+          <w:i/>
+          <w:iCs/>
+          <w:color w:val="000000"/>
+          <w:sz w:val="24"/>
+        </w:rPr>
+      </w:pPr>
+      <w:r>
+        <w:rPr>
+          <w:i/>
+          <w:iCs/>
+          <w:color w:val="000000"/>
+          <w:sz w:val="24"/>
+        </w:rPr>
+        <w:t xml:space="preserve">    </w:t>
+      </w:r>
+      <w:proofErr w:type="gramStart"/>
+      <w:r>
+        <w:rPr>
+          <w:i/>
+          <w:iCs/>
+          <w:color w:val="000000"/>
+          <w:sz w:val="24"/>
+        </w:rPr>
+        <w:t>expect(</w:t>
+      </w:r>
+      <w:proofErr w:type="spellStart"/>
+      <w:proofErr w:type="gramEnd"/>
+      <w:r>
+        <w:rPr>
+          <w:i/>
+          <w:iCs/>
+          <w:color w:val="000000"/>
+          <w:sz w:val="24"/>
+        </w:rPr>
+        <w:t>find.text</w:t>
+      </w:r>
+      <w:proofErr w:type="spellEnd"/>
+      <w:r>
+        <w:rPr>
+          <w:i/>
+          <w:iCs/>
+          <w:color w:val="000000"/>
+          <w:sz w:val="24"/>
+        </w:rPr>
+        <w:t>('</w:t>
+      </w:r>
+      <w:proofErr w:type="spellStart"/>
+      <w:r>
+        <w:rPr>
+          <w:i/>
+          <w:iCs/>
+          <w:color w:val="000000"/>
+          <w:sz w:val="24"/>
+        </w:rPr>
+        <w:t>Шоколад</w:t>
+      </w:r>
+      <w:proofErr w:type="spellEnd"/>
+      <w:r>
+        <w:rPr>
+          <w:i/>
+          <w:iCs/>
+          <w:color w:val="000000"/>
+          <w:sz w:val="24"/>
+        </w:rPr>
+        <w:t xml:space="preserve"> </w:t>
+      </w:r>
+      <w:proofErr w:type="spellStart"/>
+      <w:r>
+        <w:rPr>
+          <w:i/>
+          <w:iCs/>
+          <w:color w:val="000000"/>
+          <w:sz w:val="24"/>
+        </w:rPr>
+        <w:t>Алёнка</w:t>
+      </w:r>
+      <w:proofErr w:type="spellEnd"/>
+      <w:r>
+        <w:rPr>
+          <w:i/>
+          <w:iCs/>
+          <w:color w:val="000000"/>
+          <w:sz w:val="24"/>
+        </w:rPr>
+        <w:t xml:space="preserve">'), </w:t>
+      </w:r>
+      <w:proofErr w:type="spellStart"/>
+      <w:r>
+        <w:rPr>
+          <w:i/>
+          <w:iCs/>
+          <w:color w:val="000000"/>
+          <w:sz w:val="24"/>
+        </w:rPr>
+        <w:t>findsOneWidget</w:t>
+      </w:r>
+      <w:proofErr w:type="spellEnd"/>
+      <w:r>
+        <w:rPr>
+          <w:i/>
+          <w:iCs/>
+          <w:color w:val="000000"/>
+          <w:sz w:val="24"/>
+        </w:rPr>
+        <w:t>);</w:t>
+      </w:r>
+    </w:p>
+    <w:p>
+      <w:pPr>
+        <w:jc w:val="both"/>
+        <w:rPr>
+          <w:i/>
+          <w:iCs/>
+          <w:color w:val="000000"/>
+          <w:sz w:val="24"/>
+        </w:rPr>
+      </w:pPr>
+      <w:r>
+        <w:rPr>
+          <w:i/>
+          <w:iCs/>
+          <w:color w:val="000000"/>
+          <w:sz w:val="24"/>
+        </w:rPr>
+        <w:t xml:space="preserve">    </w:t>
+      </w:r>
+      <w:proofErr w:type="gramStart"/>
+      <w:r>
+        <w:rPr>
+          <w:i/>
+          <w:iCs/>
+          <w:color w:val="000000"/>
+          <w:sz w:val="24"/>
+        </w:rPr>
+        <w:t>expect(</w:t>
+      </w:r>
+      <w:proofErr w:type="spellStart"/>
+      <w:proofErr w:type="gramEnd"/>
+      <w:r>
+        <w:rPr>
+          <w:i/>
+          <w:iCs/>
+          <w:color w:val="000000"/>
+          <w:sz w:val="24"/>
+        </w:rPr>
+        <w:t>find.text</w:t>
+      </w:r>
+      <w:proofErr w:type="spellEnd"/>
+      <w:r>
+        <w:rPr>
+          <w:i/>
+          <w:iCs/>
+          <w:color w:val="000000"/>
+          <w:sz w:val="24"/>
+        </w:rPr>
+        <w:t>('</w:t>
+      </w:r>
+      <w:proofErr w:type="spellStart"/>
+      <w:r>
+        <w:rPr>
+          <w:i/>
+          <w:iCs/>
+          <w:color w:val="000000"/>
+          <w:sz w:val="24"/>
+        </w:rPr>
+        <w:t>Молоко</w:t>
+      </w:r>
+      <w:proofErr w:type="spellEnd"/>
+      <w:r>
+        <w:rPr>
+          <w:i/>
+          <w:iCs/>
+          <w:color w:val="000000"/>
+          <w:sz w:val="24"/>
+        </w:rPr>
+        <w:t xml:space="preserve"> </w:t>
+      </w:r>
+      <w:proofErr w:type="spellStart"/>
+      <w:r>
+        <w:rPr>
+          <w:i/>
+          <w:iCs/>
+          <w:color w:val="000000"/>
+          <w:sz w:val="24"/>
+        </w:rPr>
+        <w:t>Простоквашино</w:t>
+      </w:r>
+      <w:proofErr w:type="spellEnd"/>
+      <w:r>
+        <w:rPr>
+          <w:i/>
+          <w:iCs/>
+          <w:color w:val="000000"/>
+          <w:sz w:val="24"/>
+        </w:rPr>
+        <w:t xml:space="preserve">'), </w:t>
+      </w:r>
+      <w:proofErr w:type="spellStart"/>
+      <w:r>
+        <w:rPr>
+          <w:i/>
+          <w:iCs/>
+          <w:color w:val="000000"/>
+          <w:sz w:val="24"/>
+        </w:rPr>
+        <w:t>findsNothing</w:t>
+      </w:r>
+      <w:proofErr w:type="spellEnd"/>
+      <w:r>
+        <w:rPr>
+          <w:i/>
+          <w:iCs/>
+          <w:color w:val="000000"/>
+          <w:sz w:val="24"/>
+        </w:rPr>
+        <w:t>);</w:t>
+      </w:r>
+    </w:p>
+    <w:p>
+      <w:pPr>
+        <w:jc w:val="both"/>
+        <w:rPr>
+          <w:i/>
+          <w:iCs/>
+          <w:color w:val="000000"/>
+          <w:sz w:val="24"/>
+        </w:rPr>
+      </w:pPr>
+      <w:r>
+        <w:rPr>
+          <w:i/>
+          <w:iCs/>
+          <w:color w:val="000000"/>
+          <w:sz w:val="24"/>
+        </w:rPr>
+        <w:t xml:space="preserve">  });</w:t>
+      </w:r>
+    </w:p>
+    <w:p>
+      <w:pPr>
+        <w:jc w:val="both"/>
+        <w:rPr>
+          <w:i/>
+          <w:iCs/>
+          <w:color w:val="000000"/>
+          <w:sz w:val="24"/>
+        </w:rPr>
+      </w:pPr>
+    </w:p>
+    <w:p>
+      <w:pPr>
+        <w:jc w:val="both"/>
+        <w:rPr>
+          <w:i/>
+          <w:iCs/>
+          <w:color w:val="000000"/>
+          <w:sz w:val="24"/>
+        </w:rPr>
+      </w:pPr>
+      <w:r>
+        <w:rPr>
+          <w:i/>
+          <w:iCs/>
+          <w:color w:val="000000"/>
+          <w:sz w:val="24"/>
+        </w:rPr>
+        <w:t xml:space="preserve">  </w:t>
+      </w:r>
+      <w:proofErr w:type="spellStart"/>
+      <w:proofErr w:type="gramStart"/>
+      <w:r>
+        <w:rPr>
+          <w:i/>
+          <w:iCs/>
+          <w:color w:val="000000"/>
+          <w:sz w:val="24"/>
+        </w:rPr>
+        <w:t>testWidgets</w:t>
+      </w:r>
+      <w:proofErr w:type="spellEnd"/>
+      <w:r>
+        <w:rPr>
+          <w:i/>
+          <w:iCs/>
+          <w:color w:val="000000"/>
+          <w:sz w:val="24"/>
+        </w:rPr>
+        <w:t>(</w:t>
+      </w:r>
+      <w:proofErr w:type="gramEnd"/>
+      <w:r>
+        <w:rPr>
+          <w:i/>
+          <w:iCs/>
+          <w:color w:val="000000"/>
+          <w:sz w:val="24"/>
+        </w:rPr>
+        <w:t>'</w:t>
+      </w:r>
+      <w:proofErr w:type="spellStart"/>
+      <w:r>
+        <w:rPr>
+          <w:i/>
+          <w:iCs/>
+          <w:color w:val="000000"/>
+          <w:sz w:val="24"/>
+        </w:rPr>
+        <w:t>кнопка</w:t>
+      </w:r>
+      <w:proofErr w:type="spellEnd"/>
+      <w:r>
+        <w:rPr>
+          <w:i/>
+          <w:iCs/>
+          <w:color w:val="000000"/>
+          <w:sz w:val="24"/>
+        </w:rPr>
+        <w:t xml:space="preserve"> </w:t>
+      </w:r>
+      <w:proofErr w:type="spellStart"/>
+      <w:r>
+        <w:rPr>
+          <w:i/>
+          <w:iCs/>
+          <w:color w:val="000000"/>
+          <w:sz w:val="24"/>
+        </w:rPr>
+        <w:t>профиля</w:t>
+      </w:r>
+      <w:proofErr w:type="spellEnd"/>
+      <w:r>
+        <w:rPr>
+          <w:i/>
+          <w:iCs/>
+          <w:color w:val="000000"/>
+          <w:sz w:val="24"/>
+        </w:rPr>
+        <w:t xml:space="preserve"> </w:t>
+      </w:r>
+      <w:proofErr w:type="spellStart"/>
+      <w:r>
+        <w:rPr>
+          <w:i/>
+          <w:iCs/>
+          <w:color w:val="000000"/>
+          <w:sz w:val="24"/>
+        </w:rPr>
+        <w:t>открывает</w:t>
+      </w:r>
+      <w:proofErr w:type="spellEnd"/>
+      <w:r>
+        <w:rPr>
+          <w:i/>
+          <w:iCs/>
+          <w:color w:val="000000"/>
+          <w:sz w:val="24"/>
+        </w:rPr>
+        <w:t xml:space="preserve"> </w:t>
+      </w:r>
+      <w:proofErr w:type="spellStart"/>
+      <w:r>
+        <w:rPr>
+          <w:i/>
+          <w:iCs/>
+          <w:color w:val="000000"/>
+          <w:sz w:val="24"/>
+        </w:rPr>
+        <w:t>экран</w:t>
+      </w:r>
+      <w:proofErr w:type="spellEnd"/>
+      <w:r>
+        <w:rPr>
+          <w:i/>
+          <w:iCs/>
+          <w:color w:val="000000"/>
+          <w:sz w:val="24"/>
+        </w:rPr>
+        <w:t xml:space="preserve"> </w:t>
+      </w:r>
+      <w:proofErr w:type="spellStart"/>
+      <w:r>
+        <w:rPr>
+          <w:i/>
+          <w:iCs/>
+          <w:color w:val="000000"/>
+          <w:sz w:val="24"/>
+        </w:rPr>
+        <w:t>профиля</w:t>
+      </w:r>
+      <w:proofErr w:type="spellEnd"/>
+      <w:r>
+        <w:rPr>
+          <w:i/>
+          <w:iCs/>
+          <w:color w:val="000000"/>
+          <w:sz w:val="24"/>
+        </w:rPr>
+        <w:t>', (tester) async {</w:t>
+      </w:r>
+    </w:p>
+    <w:p>
+      <w:pPr>
+        <w:jc w:val="both"/>
+        <w:rPr>
+          <w:i/>
+          <w:iCs/>
+          <w:color w:val="000000"/>
+          <w:sz w:val="24"/>
+        </w:rPr>
+      </w:pPr>
+      <w:r>
+        <w:rPr>
+          <w:i/>
+          <w:iCs/>
+          <w:color w:val="000000"/>
+          <w:sz w:val="24"/>
+        </w:rPr>
+        <w:t xml:space="preserve">    await </w:t>
+      </w:r>
+      <w:proofErr w:type="spellStart"/>
+      <w:proofErr w:type="gramStart"/>
+      <w:r>
+        <w:rPr>
+          <w:i/>
+          <w:iCs/>
+          <w:color w:val="000000"/>
+          <w:sz w:val="24"/>
+        </w:rPr>
+        <w:t>tester.pumpWidget</w:t>
+      </w:r>
+      <w:proofErr w:type="spellEnd"/>
+      <w:proofErr w:type="gramEnd"/>
+      <w:r>
+        <w:rPr>
+          <w:i/>
+          <w:iCs/>
+          <w:color w:val="000000"/>
+          <w:sz w:val="24"/>
+        </w:rPr>
+        <w:t xml:space="preserve">(const </w:t>
+      </w:r>
+      <w:proofErr w:type="spellStart"/>
+      <w:r>
+        <w:rPr>
+          <w:i/>
+          <w:iCs/>
+          <w:color w:val="000000"/>
+          <w:sz w:val="24"/>
+        </w:rPr>
+        <w:t>FoodCheckApp</w:t>
+      </w:r>
+      <w:proofErr w:type="spellEnd"/>
+      <w:r>
+        <w:rPr>
+          <w:i/>
+          <w:iCs/>
+          <w:color w:val="000000"/>
+          <w:sz w:val="24"/>
+        </w:rPr>
+        <w:t>());</w:t>
+      </w:r>
+    </w:p>
+    <w:p>
+      <w:pPr>
+        <w:jc w:val="both"/>
+        <w:rPr>
+          <w:i/>
+          <w:iCs/>
+          <w:color w:val="000000"/>
+          <w:sz w:val="24"/>
+        </w:rPr>
+      </w:pPr>
+    </w:p>
+    <w:p>
+      <w:pPr>
+        <w:jc w:val="both"/>
+        <w:rPr>
+          <w:i/>
+          <w:iCs/>
+          <w:color w:val="000000"/>
+          <w:sz w:val="24"/>
+        </w:rPr>
+      </w:pPr>
+      <w:r>
+        <w:rPr>
+          <w:i/>
+          <w:iCs/>
+          <w:color w:val="000000"/>
+          <w:sz w:val="24"/>
+        </w:rPr>
+        <w:t xml:space="preserve">    await </w:t>
+      </w:r>
+      <w:proofErr w:type="spellStart"/>
+      <w:proofErr w:type="gramStart"/>
+      <w:r>
+        <w:rPr>
+          <w:i/>
+          <w:iCs/>
+          <w:color w:val="000000"/>
+          <w:sz w:val="24"/>
+        </w:rPr>
+        <w:t>tester.tap</w:t>
+      </w:r>
+      <w:proofErr w:type="spellEnd"/>
+      <w:r>
+        <w:rPr>
+          <w:i/>
+          <w:iCs/>
+          <w:color w:val="000000"/>
+          <w:sz w:val="24"/>
+        </w:rPr>
+        <w:t>(</w:t>
+      </w:r>
+      <w:proofErr w:type="spellStart"/>
+      <w:proofErr w:type="gramEnd"/>
+      <w:r>
+        <w:rPr>
+          <w:i/>
+          <w:iCs/>
+          <w:color w:val="000000"/>
+          <w:sz w:val="24"/>
+        </w:rPr>
+        <w:t>find.byKey</w:t>
+      </w:r>
+      <w:proofErr w:type="spellEnd"/>
+      <w:r>
+        <w:rPr>
+          <w:i/>
+          <w:iCs/>
+          <w:color w:val="000000"/>
+          <w:sz w:val="24"/>
+        </w:rPr>
+        <w:t>(const Key('</w:t>
+      </w:r>
+      <w:proofErr w:type="spellStart"/>
+      <w:r>
+        <w:rPr>
+          <w:i/>
+          <w:iCs/>
+          <w:color w:val="000000"/>
+          <w:sz w:val="24"/>
+        </w:rPr>
+        <w:t>profileButton</w:t>
+      </w:r>
+      <w:proofErr w:type="spellEnd"/>
+      <w:r>
+        <w:rPr>
+          <w:i/>
+          <w:iCs/>
+          <w:color w:val="000000"/>
+          <w:sz w:val="24"/>
+        </w:rPr>
+        <w:t>')));</w:t>
+      </w:r>
+    </w:p>
+    <w:p>
+      <w:pPr>
+        <w:jc w:val="both"/>
+        <w:rPr>
+          <w:i/>
+          <w:iCs/>
+          <w:color w:val="000000"/>
+          <w:sz w:val="24"/>
+        </w:rPr>
+      </w:pPr>
+      <w:r>
+        <w:rPr>
+          <w:i/>
+          <w:iCs/>
+          <w:color w:val="000000"/>
+          <w:sz w:val="24"/>
+        </w:rPr>
+        <w:t xml:space="preserve">    await </w:t>
+      </w:r>
+      <w:proofErr w:type="spellStart"/>
+      <w:proofErr w:type="gramStart"/>
+      <w:r>
+        <w:rPr>
+          <w:i/>
+          <w:iCs/>
+          <w:color w:val="000000"/>
+          <w:sz w:val="24"/>
+        </w:rPr>
+        <w:t>tester.pumpAndSettle</w:t>
+      </w:r>
+      <w:proofErr w:type="spellEnd"/>
+      <w:proofErr w:type="gramEnd"/>
+      <w:r>
+        <w:rPr>
+          <w:i/>
+          <w:iCs/>
+          <w:color w:val="000000"/>
+          <w:sz w:val="24"/>
+        </w:rPr>
+        <w:t>();</w:t>
+      </w:r>
+    </w:p>
+    <w:p>
+      <w:pPr>
+        <w:jc w:val="both"/>
+        <w:rPr>
+          <w:i/>
+          <w:iCs/>
+          <w:color w:val="000000"/>
+          <w:sz w:val="24"/>
+        </w:rPr>
+      </w:pPr>
+    </w:p>
+    <w:p>
+      <w:pPr>
+        <w:jc w:val="both"/>
+        <w:rPr>
+          <w:i/>
+          <w:iCs/>
+          <w:color w:val="000000"/>
+          <w:sz w:val="24"/>
+        </w:rPr>
+      </w:pPr>
+      <w:r>
+        <w:rPr>
+          <w:i/>
+          <w:iCs/>
+          <w:color w:val="000000"/>
+          <w:sz w:val="24"/>
+        </w:rPr>
         <w:t xml:space="preserve">    expect(</w:t>
       </w:r>
       <w:proofErr w:type="spellStart"/>
@@ -9900,7 +11820,7 @@
           <w:color w:val="000000"/>
           <w:sz w:val="24"/>
         </w:rPr>
-        <w:t>Молоко</w:t>
+        <w:t>Профиль</w:t>
       </w:r>
       <w:proofErr w:type="spellEnd"/>
       <w:r>
@@ -9910,6 +11830,97 @@
           <w:color w:val="000000"/>
           <w:sz w:val="24"/>
         </w:rPr>
+        <w:t xml:space="preserve">'), </w:t>
+      </w:r>
+      <w:proofErr w:type="spellStart"/>
+      <w:r>
+        <w:rPr>
+          <w:i/>
+          <w:iCs/>
+          <w:color w:val="000000"/>
+          <w:sz w:val="24"/>
+        </w:rPr>
+        <w:t>findsOneWidget</w:t>
+      </w:r>
+      <w:proofErr w:type="spellEnd"/>
+      <w:r>
+        <w:rPr>
+          <w:i/>
+          <w:iCs/>
+          <w:color w:val="000000"/>
+          <w:sz w:val="24"/>
+        </w:rPr>
+        <w:t>);</w:t>
+      </w:r>
+    </w:p>
+    <w:p>
+      <w:pPr>
+        <w:jc w:val="both"/>
+        <w:rPr>
+          <w:i/>
+          <w:iCs/>
+          <w:color w:val="000000"/>
+          <w:sz w:val="24"/>
+        </w:rPr>
+      </w:pPr>
+      <w:r>
+        <w:rPr>
+          <w:i/>
+          <w:iCs/>
+          <w:color w:val="000000"/>
+          <w:sz w:val="24"/>
+        </w:rPr>
+        <w:t xml:space="preserve">    </w:t>
+      </w:r>
+      <w:proofErr w:type="gramStart"/>
+      <w:r>
+        <w:rPr>
+          <w:i/>
+          <w:iCs/>
+          <w:color w:val="000000"/>
+          <w:sz w:val="24"/>
+        </w:rPr>
+        <w:t>expect(</w:t>
+      </w:r>
+      <w:proofErr w:type="spellStart"/>
+      <w:proofErr w:type="gramEnd"/>
+      <w:r>
+        <w:rPr>
+          <w:i/>
+          <w:iCs/>
+          <w:color w:val="000000"/>
+          <w:sz w:val="24"/>
+        </w:rPr>
+        <w:t>find.text</w:t>
+      </w:r>
+      <w:proofErr w:type="spellEnd"/>
+      <w:r>
+        <w:rPr>
+          <w:i/>
+          <w:iCs/>
+          <w:color w:val="000000"/>
+          <w:sz w:val="24"/>
+        </w:rPr>
+        <w:t>('</w:t>
+      </w:r>
+      <w:proofErr w:type="spellStart"/>
+      <w:r>
+        <w:rPr>
+          <w:i/>
+          <w:iCs/>
+          <w:color w:val="000000"/>
+          <w:sz w:val="24"/>
+        </w:rPr>
+        <w:t>Критические</w:t>
+      </w:r>
+      <w:proofErr w:type="spellEnd"/>
+      <w:r>
+        <w:rPr>
+          <w:i/>
+          <w:iCs/>
+          <w:color w:val="000000"/>
+          <w:sz w:val="24"/>
+        </w:rPr>
         <w:t xml:space="preserve"> </w:t>
       </w:r>
       <w:proofErr w:type="spellStart"/>
@@ -9920,7 +11931,7 @@
           <w:color w:val="000000"/>
           <w:sz w:val="24"/>
         </w:rPr>
-        <w:t>Простоквашино</w:t>
+        <w:t>аллергены</w:t>
       </w:r>
       <w:proofErr w:type="spellEnd"/>
       <w:r>
@@ -10000,7 +12011,7 @@
           <w:color w:val="000000"/>
           <w:sz w:val="24"/>
         </w:rPr>
-        <w:t>Шоколад</w:t>
+        <w:t>Орехи</w:t>
       </w:r>
       <w:proofErr w:type="spellEnd"/>
       <w:r>
@@ -10010,7 +12021,7 @@
           <w:color w:val="000000"/>
           <w:sz w:val="24"/>
         </w:rPr>
-        <w:t xml:space="preserve"> </w:t>
+        <w:t xml:space="preserve">'), </w:t>
       </w:r>
       <w:proofErr w:type="spellStart"/>
       <w:r>
@@ -10020,7 +12031,7 @@
           <w:color w:val="000000"/>
           <w:sz w:val="24"/>
         </w:rPr>
-        <w:t>Алёнка</w:t>
+        <w:t>findsOneWidget</w:t>
       </w:r>
       <w:proofErr w:type="spellEnd"/>
       <w:r>
@@ -10030,26 +12041,6 @@
           <w:color w:val="000000"/>
           <w:sz w:val="24"/>
         </w:rPr>
-        <w:t xml:space="preserve">'), </w:t>
-      </w:r>
-      <w:proofErr w:type="spellStart"/>
-      <w:r>
-        <w:rPr>
-          <w:i/>
-          <w:iCs/>
-          <w:color w:val="000000"/>
-          <w:sz w:val="24"/>
-        </w:rPr>
-        <w:t>findsOneWidget</w:t>
-      </w:r>
-      <w:proofErr w:type="spellEnd"/>
-      <w:r>
-        <w:rPr>
-          <w:i/>
-          <w:iCs/>
-          <w:color w:val="000000"/>
-          <w:sz w:val="24"/>
-        </w:rPr>
         <w:t>);</w:t>
       </w:r>
     </w:p>
@@ -10063,428 +12054,6 @@
           <w:sz w:val="24"/>
         </w:rPr>
       </w:pPr>
-    </w:p>
-    <w:p>
-      <w:pPr>
-        <w:jc w:val="both"/>
-        <w:rPr>
-          <w:i/>
-          <w:iCs/>
-          <w:color w:val="000000"/>
-          <w:sz w:val="24"/>
-        </w:rPr>
-      </w:pPr>
-      <w:r>
-        <w:rPr>
-          <w:i/>
-          <w:iCs/>
-          <w:color w:val="000000"/>
-          <w:sz w:val="24"/>
-        </w:rPr>
-        <w:t xml:space="preserve">    await </w:t>
-      </w:r>
-      <w:proofErr w:type="spellStart"/>
-      <w:r>
-        <w:rPr>
-          <w:i/>
-          <w:iCs/>
-          <w:color w:val="000000"/>
-          <w:sz w:val="24"/>
-        </w:rPr>
-        <w:t>tester.enterText</w:t>
-      </w:r>
-      <w:proofErr w:type="spellEnd"/>
-      <w:r>
-        <w:rPr>
-          <w:i/>
-          <w:iCs/>
-          <w:color w:val="000000"/>
-          <w:sz w:val="24"/>
-        </w:rPr>
-        <w:t>(</w:t>
-      </w:r>
-    </w:p>
-    <w:p>
-      <w:pPr>
-        <w:jc w:val="both"/>
-        <w:rPr>
-          <w:i/>
-          <w:iCs/>
-          <w:color w:val="000000"/>
-          <w:sz w:val="24"/>
-        </w:rPr>
-      </w:pPr>
-      <w:r>
-        <w:rPr>
-          <w:i/>
-          <w:iCs/>
-          <w:color w:val="000000"/>
-          <w:sz w:val="24"/>
-        </w:rPr>
-        <w:t xml:space="preserve">      </w:t>
-      </w:r>
-      <w:proofErr w:type="spellStart"/>
-      <w:r>
-        <w:rPr>
-          <w:i/>
-          <w:iCs/>
-          <w:color w:val="000000"/>
-          <w:sz w:val="24"/>
-        </w:rPr>
-        <w:t>find.byKey</w:t>
-      </w:r>
-      <w:proofErr w:type="spellEnd"/>
-      <w:r>
-        <w:rPr>
-          <w:i/>
-          <w:iCs/>
-          <w:color w:val="000000"/>
-          <w:sz w:val="24"/>
-        </w:rPr>
-        <w:t>(const Key('</w:t>
-      </w:r>
-      <w:proofErr w:type="spellStart"/>
-      <w:r>
-        <w:rPr>
-          <w:i/>
-          <w:iCs/>
-          <w:color w:val="000000"/>
-          <w:sz w:val="24"/>
-        </w:rPr>
-        <w:t>historySearchField</w:t>
-      </w:r>
-      <w:proofErr w:type="spellEnd"/>
-      <w:r>
-        <w:rPr>
-          <w:i/>
-          <w:iCs/>
-          <w:color w:val="000000"/>
-          <w:sz w:val="24"/>
-        </w:rPr>
-        <w:t>')),</w:t>
-      </w:r>
-    </w:p>
-    <w:p>
-      <w:pPr>
-        <w:jc w:val="both"/>
-        <w:rPr>
-          <w:i/>
-          <w:iCs/>
-          <w:color w:val="000000"/>
-          <w:sz w:val="24"/>
-        </w:rPr>
-      </w:pPr>
-      <w:r>
-        <w:rPr>
-          <w:i/>
-          <w:iCs/>
-          <w:color w:val="000000"/>
-          <w:sz w:val="24"/>
-        </w:rPr>
-        <w:t xml:space="preserve">      '</w:t>
-      </w:r>
-      <w:proofErr w:type="spellStart"/>
-      <w:r>
-        <w:rPr>
-          <w:i/>
-          <w:iCs/>
-          <w:color w:val="000000"/>
-          <w:sz w:val="24"/>
-        </w:rPr>
-        <w:t>шоколад</w:t>
-      </w:r>
-      <w:proofErr w:type="spellEnd"/>
-      <w:r>
-        <w:rPr>
-          <w:i/>
-          <w:iCs/>
-          <w:color w:val="000000"/>
-          <w:sz w:val="24"/>
-        </w:rPr>
-        <w:t>',</w:t>
-      </w:r>
-    </w:p>
-    <w:p>
-      <w:pPr>
-        <w:jc w:val="both"/>
-        <w:rPr>
-          <w:i/>
-          <w:iCs/>
-          <w:color w:val="000000"/>
-          <w:sz w:val="24"/>
-        </w:rPr>
-      </w:pPr>
-      <w:r>
-        <w:rPr>
-          <w:i/>
-          <w:iCs/>
-          <w:color w:val="000000"/>
-          <w:sz w:val="24"/>
-        </w:rPr>
-        <w:t xml:space="preserve">    );</w:t>
-      </w:r>
-    </w:p>
-    <w:p>
-      <w:pPr>
-        <w:jc w:val="both"/>
-        <w:rPr>
-          <w:i/>
-          <w:iCs/>
-          <w:color w:val="000000"/>
-          <w:sz w:val="24"/>
-        </w:rPr>
-      </w:pPr>
-      <w:r>
-        <w:rPr>
-          <w:i/>
-          <w:iCs/>
-          <w:color w:val="000000"/>
-          <w:sz w:val="24"/>
-        </w:rPr>
-        <w:t xml:space="preserve">    await </w:t>
-      </w:r>
-      <w:proofErr w:type="spellStart"/>
-      <w:r>
-        <w:rPr>
-          <w:i/>
-          <w:iCs/>
-          <w:color w:val="000000"/>
-          <w:sz w:val="24"/>
-        </w:rPr>
-        <w:t>tester.pump</w:t>
-      </w:r>
-      <w:proofErr w:type="spellEnd"/>
-      <w:r>
-        <w:rPr>
-          <w:i/>
-          <w:iCs/>
-          <w:color w:val="000000"/>
-          <w:sz w:val="24"/>
-        </w:rPr>
-        <w:t>();</w:t>
-      </w:r>
-    </w:p>
-    <w:p>
-      <w:pPr>
-        <w:jc w:val="both"/>
-        <w:rPr>
-          <w:i/>
-          <w:iCs/>
-          <w:color w:val="000000"/>
-          <w:sz w:val="24"/>
-        </w:rPr>
-      </w:pPr>
-    </w:p>
-    <w:p>
-      <w:pPr>
-        <w:jc w:val="both"/>
-        <w:rPr>
-          <w:i/>
-          <w:iCs/>
-          <w:color w:val="000000"/>
-          <w:sz w:val="24"/>
-        </w:rPr>
-      </w:pPr>
-      <w:r>
-        <w:rPr>
-          <w:i/>
-          <w:iCs/>
-          <w:color w:val="000000"/>
-          <w:sz w:val="24"/>
-        </w:rPr>
-        <w:t xml:space="preserve">    expect(</w:t>
-      </w:r>
-      <w:proofErr w:type="spellStart"/>
-      <w:r>
-        <w:rPr>
-          <w:i/>
-          <w:iCs/>
-          <w:color w:val="000000"/>
-          <w:sz w:val="24"/>
-        </w:rPr>
-        <w:t>find.text</w:t>
-      </w:r>
-      <w:proofErr w:type="spellEnd"/>
-      <w:r>
-        <w:rPr>
-          <w:i/>
-          <w:iCs/>
-          <w:color w:val="000000"/>
-          <w:sz w:val="24"/>
-        </w:rPr>
-        <w:t>('</w:t>
-      </w:r>
-      <w:proofErr w:type="spellStart"/>
-      <w:r>
-        <w:rPr>
-          <w:i/>
-          <w:iCs/>
-          <w:color w:val="000000"/>
-          <w:sz w:val="24"/>
-        </w:rPr>
-        <w:t>Шоколад</w:t>
-      </w:r>
-      <w:proofErr w:type="spellEnd"/>
-      <w:r>
-        <w:rPr>
-          <w:i/>
-          <w:iCs/>
-          <w:color w:val="000000"/>
-          <w:sz w:val="24"/>
-        </w:rPr>
-        <w:t xml:space="preserve"> </w:t>
-      </w:r>
-      <w:proofErr w:type="spellStart"/>
-      <w:r>
-        <w:rPr>
-          <w:i/>
-          <w:iCs/>
-          <w:color w:val="000000"/>
-          <w:sz w:val="24"/>
-        </w:rPr>
-        <w:t>Алёнка</w:t>
-      </w:r>
-      <w:proofErr w:type="spellEnd"/>
-      <w:r>
-        <w:rPr>
-          <w:i/>
-          <w:iCs/>
-          <w:color w:val="000000"/>
-          <w:sz w:val="24"/>
-        </w:rPr>
-        <w:t xml:space="preserve">'), </w:t>
-      </w:r>
-      <w:proofErr w:type="spellStart"/>
-      <w:r>
-        <w:rPr>
-          <w:i/>
-          <w:iCs/>
-          <w:color w:val="000000"/>
-          <w:sz w:val="24"/>
-        </w:rPr>
-        <w:t>findsOneWidget</w:t>
-      </w:r>
-      <w:proofErr w:type="spellEnd"/>
-      <w:r>
-        <w:rPr>
-          <w:i/>
-          <w:iCs/>
-          <w:color w:val="000000"/>
-          <w:sz w:val="24"/>
-        </w:rPr>
-        <w:t>);</w:t>
-      </w:r>
-    </w:p>
-    <w:p>
-      <w:pPr>
-        <w:jc w:val="both"/>
-        <w:rPr>
-          <w:i/>
-          <w:iCs/>
-          <w:color w:val="000000"/>
-          <w:sz w:val="24"/>
-        </w:rPr>
-      </w:pPr>
-      <w:r>
-        <w:rPr>
-          <w:i/>
-          <w:iCs/>
-          <w:color w:val="000000"/>
-          <w:sz w:val="24"/>
-        </w:rPr>
-        <w:t xml:space="preserve">    expect(</w:t>
-      </w:r>
-      <w:proofErr w:type="spellStart"/>
-      <w:r>
-        <w:rPr>
-          <w:i/>
-          <w:iCs/>
-          <w:color w:val="000000"/>
-          <w:sz w:val="24"/>
-        </w:rPr>
-        <w:t>find.text</w:t>
-      </w:r>
-      <w:proofErr w:type="spellEnd"/>
-      <w:r>
-        <w:rPr>
-          <w:i/>
-          <w:iCs/>
-          <w:color w:val="000000"/>
-          <w:sz w:val="24"/>
-        </w:rPr>
-        <w:t>('</w:t>
-      </w:r>
-      <w:proofErr w:type="spellStart"/>
-      <w:r>
-        <w:rPr>
-          <w:i/>
-          <w:iCs/>
-          <w:color w:val="000000"/>
-          <w:sz w:val="24"/>
-        </w:rPr>
-        <w:t>Молоко</w:t>
-      </w:r>
-      <w:proofErr w:type="spellEnd"/>
-      <w:r>
-        <w:rPr>
-          <w:i/>
-          <w:iCs/>
-          <w:color w:val="000000"/>
-          <w:sz w:val="24"/>
-        </w:rPr>
-        <w:t xml:space="preserve"> </w:t>
-      </w:r>
-      <w:proofErr w:type="spellStart"/>
-      <w:r>
-        <w:rPr>
-          <w:i/>
-          <w:iCs/>
-          <w:color w:val="000000"/>
-          <w:sz w:val="24"/>
-        </w:rPr>
-        <w:t>Простоквашино</w:t>
-      </w:r>
-      <w:proofErr w:type="spellEnd"/>
-      <w:r>
-        <w:rPr>
-          <w:i/>
-          <w:iCs/>
-          <w:color w:val="000000"/>
-          <w:sz w:val="24"/>
-        </w:rPr>
-        <w:t xml:space="preserve">'), </w:t>
-      </w:r>
-      <w:proofErr w:type="spellStart"/>
-      <w:r>
-        <w:rPr>
-          <w:i/>
-          <w:iCs/>
-          <w:color w:val="000000"/>
-          <w:sz w:val="24"/>
-        </w:rPr>
-        <w:t>findsNothing</w:t>
-      </w:r>
-      <w:proofErr w:type="spellEnd"/>
-      <w:r>
-        <w:rPr>
-          <w:i/>
-          <w:iCs/>
-          <w:color w:val="000000"/>
-          <w:sz w:val="24"/>
-        </w:rPr>
-        <w:t>);</w:t>
-      </w:r>
-    </w:p>
-    <w:p>
-      <w:pPr>
-        <w:jc w:val="both"/>
-        <w:rPr>
-          <w:i/>
-          <w:iCs/>
-          <w:color w:val="000000"/>
-          <w:sz w:val="24"/>
-        </w:rPr>
-      </w:pPr>
       <w:r>
         <w:rPr>
           <w:i/>
@@ -10501,639 +12070,6 @@
         <w:rPr>
           <w:i/>
           <w:iCs/>
-          <w:color w:val="000000"/>
-          <w:sz w:val="24"/>
-        </w:rPr>
-      </w:pPr>
-    </w:p>
-    <w:p>
-      <w:pPr>
-        <w:jc w:val="both"/>
-        <w:rPr>
-          <w:i/>
-          <w:iCs/>
-          <w:color w:val="000000"/>
-          <w:sz w:val="24"/>
-        </w:rPr>
-      </w:pPr>
-      <w:r>
-        <w:rPr>
-          <w:i/>
-          <w:iCs/>
-          <w:color w:val="000000"/>
-          <w:sz w:val="24"/>
-        </w:rPr>
-        <w:t xml:space="preserve">  </w:t>
-      </w:r>
-      <w:proofErr w:type="spellStart"/>
-      <w:r>
-        <w:rPr>
-          <w:i/>
-          <w:iCs/>
-          <w:color w:val="000000"/>
-          <w:sz w:val="24"/>
-        </w:rPr>
-        <w:t>testWidgets</w:t>
-      </w:r>
-      <w:proofErr w:type="spellEnd"/>
-      <w:r>
-        <w:rPr>
-          <w:i/>
-          <w:iCs/>
-          <w:color w:val="000000"/>
-          <w:sz w:val="24"/>
-        </w:rPr>
-        <w:t>('</w:t>
-      </w:r>
-      <w:proofErr w:type="spellStart"/>
-      <w:r>
-        <w:rPr>
-          <w:i/>
-          <w:iCs/>
-          <w:color w:val="000000"/>
-          <w:sz w:val="24"/>
-        </w:rPr>
-        <w:t>кнопка</w:t>
-      </w:r>
-      <w:proofErr w:type="spellEnd"/>
-      <w:r>
-        <w:rPr>
-          <w:i/>
-          <w:iCs/>
-          <w:color w:val="000000"/>
-          <w:sz w:val="24"/>
-        </w:rPr>
-        <w:t xml:space="preserve"> </w:t>
-      </w:r>
-      <w:proofErr w:type="spellStart"/>
-      <w:r>
-        <w:rPr>
-          <w:i/>
-          <w:iCs/>
-          <w:color w:val="000000"/>
-          <w:sz w:val="24"/>
-        </w:rPr>
-        <w:t>профиля</w:t>
-      </w:r>
-      <w:proofErr w:type="spellEnd"/>
-      <w:r>
-        <w:rPr>
-          <w:i/>
-          <w:iCs/>
-          <w:color w:val="000000"/>
-          <w:sz w:val="24"/>
-        </w:rPr>
-        <w:t xml:space="preserve"> </w:t>
-      </w:r>
-      <w:proofErr w:type="spellStart"/>
-      <w:r>
-        <w:rPr>
-          <w:i/>
-          <w:iCs/>
-          <w:color w:val="000000"/>
-          <w:sz w:val="24"/>
-        </w:rPr>
-        <w:t>открывает</w:t>
-      </w:r>
-      <w:proofErr w:type="spellEnd"/>
-      <w:r>
-        <w:rPr>
-          <w:i/>
-          <w:iCs/>
-          <w:color w:val="000000"/>
-          <w:sz w:val="24"/>
-        </w:rPr>
-        <w:t xml:space="preserve"> </w:t>
-      </w:r>
-      <w:proofErr w:type="spellStart"/>
-      <w:r>
-        <w:rPr>
-          <w:i/>
-          <w:iCs/>
-          <w:color w:val="000000"/>
-          <w:sz w:val="24"/>
-        </w:rPr>
-        <w:t>экран</w:t>
-      </w:r>
-      <w:proofErr w:type="spellEnd"/>
-      <w:r>
-        <w:rPr>
-          <w:i/>
-          <w:iCs/>
-          <w:color w:val="000000"/>
-          <w:sz w:val="24"/>
-        </w:rPr>
-        <w:t xml:space="preserve"> </w:t>
-      </w:r>
-      <w:proofErr w:type="spellStart"/>
-      <w:r>
-        <w:rPr>
-          <w:i/>
-          <w:iCs/>
-          <w:color w:val="000000"/>
-          <w:sz w:val="24"/>
-        </w:rPr>
-        <w:t>профиля</w:t>
-      </w:r>
-      <w:proofErr w:type="spellEnd"/>
-      <w:r>
-        <w:rPr>
-          <w:i/>
-          <w:iCs/>
-          <w:color w:val="000000"/>
-          <w:sz w:val="24"/>
-        </w:rPr>
-        <w:t>', (tester) async {</w:t>
-      </w:r>
-    </w:p>
-    <w:p>
-      <w:pPr>
-        <w:jc w:val="both"/>
-        <w:rPr>
-          <w:i/>
-          <w:iCs/>
-          <w:color w:val="000000"/>
-          <w:sz w:val="24"/>
-        </w:rPr>
-      </w:pPr>
-      <w:r>
-        <w:rPr>
-          <w:i/>
-          <w:iCs/>
-          <w:color w:val="000000"/>
-          <w:sz w:val="24"/>
-        </w:rPr>
-        <w:t xml:space="preserve">    await </w:t>
-      </w:r>
-      <w:proofErr w:type="spellStart"/>
-      <w:r>
-        <w:rPr>
-          <w:i/>
-          <w:iCs/>
-          <w:color w:val="000000"/>
-          <w:sz w:val="24"/>
-        </w:rPr>
-        <w:t>tester.pumpWidget</w:t>
-      </w:r>
-      <w:proofErr w:type="spellEnd"/>
-      <w:r>
-        <w:rPr>
-          <w:i/>
-          <w:iCs/>
-          <w:color w:val="000000"/>
-          <w:sz w:val="24"/>
-        </w:rPr>
-        <w:t xml:space="preserve">(const </w:t>
-      </w:r>
-      <w:proofErr w:type="spellStart"/>
-      <w:r>
-        <w:rPr>
-          <w:i/>
-          <w:iCs/>
-          <w:color w:val="000000"/>
-          <w:sz w:val="24"/>
-        </w:rPr>
-        <w:t>FoodCheckApp</w:t>
-      </w:r>
-      <w:proofErr w:type="spellEnd"/>
-      <w:r>
-        <w:rPr>
-          <w:i/>
-          <w:iCs/>
-          <w:color w:val="000000"/>
-          <w:sz w:val="24"/>
-        </w:rPr>
-        <w:t>());</w:t>
-      </w:r>
-    </w:p>
-    <w:p>
-      <w:pPr>
-        <w:jc w:val="both"/>
-        <w:rPr>
-          <w:i/>
-          <w:iCs/>
-          <w:color w:val="000000"/>
-          <w:sz w:val="24"/>
-        </w:rPr>
-      </w:pPr>
-    </w:p>
-    <w:p>
-      <w:pPr>
-        <w:jc w:val="both"/>
-        <w:rPr>
-          <w:i/>
-          <w:iCs/>
-          <w:color w:val="000000"/>
-          <w:sz w:val="24"/>
-        </w:rPr>
-      </w:pPr>
-      <w:r>
-        <w:rPr>
-          <w:i/>
-          <w:iCs/>
-          <w:color w:val="000000"/>
-          <w:sz w:val="24"/>
-        </w:rPr>
-        <w:t xml:space="preserve">    await </w:t>
-      </w:r>
-      <w:proofErr w:type="spellStart"/>
-      <w:r>
-        <w:rPr>
-          <w:i/>
-          <w:iCs/>
-          <w:color w:val="000000"/>
-          <w:sz w:val="24"/>
-        </w:rPr>
-        <w:t>tester.tap</w:t>
-      </w:r>
-      <w:proofErr w:type="spellEnd"/>
-      <w:r>
-        <w:rPr>
-          <w:i/>
-          <w:iCs/>
-          <w:color w:val="000000"/>
-          <w:sz w:val="24"/>
-        </w:rPr>
-        <w:t>(</w:t>
-      </w:r>
-      <w:proofErr w:type="spellStart"/>
-      <w:r>
-        <w:rPr>
-          <w:i/>
-          <w:iCs/>
-          <w:color w:val="000000"/>
-          <w:sz w:val="24"/>
-        </w:rPr>
-        <w:t>find.byKey</w:t>
-      </w:r>
-      <w:proofErr w:type="spellEnd"/>
-      <w:r>
-        <w:rPr>
-          <w:i/>
-          <w:iCs/>
-          <w:color w:val="000000"/>
-          <w:sz w:val="24"/>
-        </w:rPr>
-        <w:t>(const Key('</w:t>
-      </w:r>
-      <w:proofErr w:type="spellStart"/>
-      <w:r>
-        <w:rPr>
-          <w:i/>
-          <w:iCs/>
-          <w:color w:val="000000"/>
-          <w:sz w:val="24"/>
-        </w:rPr>
-        <w:t>profileButton</w:t>
-      </w:r>
-      <w:proofErr w:type="spellEnd"/>
-      <w:r>
-        <w:rPr>
-          <w:i/>
-          <w:iCs/>
-          <w:color w:val="000000"/>
-          <w:sz w:val="24"/>
-        </w:rPr>
-        <w:t>')));</w:t>
-      </w:r>
-    </w:p>
-    <w:p>
-      <w:pPr>
-        <w:jc w:val="both"/>
-        <w:rPr>
-          <w:i/>
-          <w:iCs/>
-          <w:color w:val="000000"/>
-          <w:sz w:val="24"/>
-        </w:rPr>
-      </w:pPr>
-      <w:r>
-        <w:rPr>
-          <w:i/>
-          <w:iCs/>
-          <w:color w:val="000000"/>
-          <w:sz w:val="24"/>
-        </w:rPr>
-        <w:t xml:space="preserve">    await </w:t>
-      </w:r>
-      <w:proofErr w:type="spellStart"/>
-      <w:r>
-        <w:rPr>
-          <w:i/>
-          <w:iCs/>
-          <w:color w:val="000000"/>
-          <w:sz w:val="24"/>
-        </w:rPr>
-        <w:t>tester.pumpAndSettle</w:t>
-      </w:r>
-      <w:proofErr w:type="spellEnd"/>
-      <w:r>
-        <w:rPr>
-          <w:i/>
-          <w:iCs/>
-          <w:color w:val="000000"/>
-          <w:sz w:val="24"/>
-        </w:rPr>
-        <w:t>();</w:t>
-      </w:r>
-    </w:p>
-    <w:p>
-      <w:pPr>
-        <w:jc w:val="both"/>
-        <w:rPr>
-          <w:i/>
-          <w:iCs/>
-          <w:color w:val="000000"/>
-          <w:sz w:val="24"/>
-        </w:rPr>
-      </w:pPr>
-    </w:p>
-    <w:p>
-      <w:pPr>
-        <w:jc w:val="both"/>
-        <w:rPr>
-          <w:i/>
-          <w:iCs/>
-          <w:color w:val="000000"/>
-          <w:sz w:val="24"/>
-        </w:rPr>
-      </w:pPr>
-      <w:r>
-        <w:rPr>
-          <w:i/>
-          <w:iCs/>
-          <w:color w:val="000000"/>
-          <w:sz w:val="24"/>
-        </w:rPr>
-        <w:t xml:space="preserve">    expect(</w:t>
-      </w:r>
-      <w:proofErr w:type="spellStart"/>
-      <w:r>
-        <w:rPr>
-          <w:i/>
-          <w:iCs/>
-          <w:color w:val="000000"/>
-          <w:sz w:val="24"/>
-        </w:rPr>
-        <w:t>find.text</w:t>
-      </w:r>
-      <w:proofErr w:type="spellEnd"/>
-      <w:r>
-        <w:rPr>
-          <w:i/>
-          <w:iCs/>
-          <w:color w:val="000000"/>
-          <w:sz w:val="24"/>
-        </w:rPr>
-        <w:t>('</w:t>
-      </w:r>
-      <w:proofErr w:type="spellStart"/>
-      <w:r>
-        <w:rPr>
-          <w:i/>
-          <w:iCs/>
-          <w:color w:val="000000"/>
-          <w:sz w:val="24"/>
-        </w:rPr>
-        <w:t>Профиль</w:t>
-      </w:r>
-      <w:proofErr w:type="spellEnd"/>
-      <w:r>
-        <w:rPr>
-          <w:i/>
-          <w:iCs/>
-          <w:color w:val="000000"/>
-          <w:sz w:val="24"/>
-        </w:rPr>
-        <w:t xml:space="preserve">'), </w:t>
-      </w:r>
-      <w:proofErr w:type="spellStart"/>
-      <w:r>
-        <w:rPr>
-          <w:i/>
-          <w:iCs/>
-          <w:color w:val="000000"/>
-          <w:sz w:val="24"/>
-        </w:rPr>
-        <w:t>findsOneWidget</w:t>
-      </w:r>
-      <w:proofErr w:type="spellEnd"/>
-      <w:r>
-        <w:rPr>
-          <w:i/>
-          <w:iCs/>
-          <w:color w:val="000000"/>
-          <w:sz w:val="24"/>
-        </w:rPr>
-        <w:t>);</w:t>
-      </w:r>
-    </w:p>
-    <w:p>
-      <w:pPr>
-        <w:jc w:val="both"/>
-        <w:rPr>
-          <w:i/>
-          <w:iCs/>
-          <w:color w:val="000000"/>
-          <w:sz w:val="24"/>
-        </w:rPr>
-      </w:pPr>
-      <w:r>
-        <w:rPr>
-          <w:i/>
-          <w:iCs/>
-          <w:color w:val="000000"/>
-          <w:sz w:val="24"/>
-        </w:rPr>
-        <w:t xml:space="preserve">    expect(</w:t>
-      </w:r>
-      <w:proofErr w:type="spellStart"/>
-      <w:r>
-        <w:rPr>
-          <w:i/>
-          <w:iCs/>
-          <w:color w:val="000000"/>
-          <w:sz w:val="24"/>
-        </w:rPr>
-        <w:t>find.text</w:t>
-      </w:r>
-      <w:proofErr w:type="spellEnd"/>
-      <w:r>
-        <w:rPr>
-          <w:i/>
-          <w:iCs/>
-          <w:color w:val="000000"/>
-          <w:sz w:val="24"/>
-        </w:rPr>
-        <w:t>('</w:t>
-      </w:r>
-      <w:proofErr w:type="spellStart"/>
-      <w:r>
-        <w:rPr>
-          <w:i/>
-          <w:iCs/>
-          <w:color w:val="000000"/>
-          <w:sz w:val="24"/>
-        </w:rPr>
-        <w:t>Критические</w:t>
-      </w:r>
-      <w:proofErr w:type="spellEnd"/>
-      <w:r>
-        <w:rPr>
-          <w:i/>
-          <w:iCs/>
-          <w:color w:val="000000"/>
-          <w:sz w:val="24"/>
-        </w:rPr>
-        <w:t xml:space="preserve"> </w:t>
-      </w:r>
-      <w:proofErr w:type="spellStart"/>
-      <w:r>
-        <w:rPr>
-          <w:i/>
-          <w:iCs/>
-          <w:color w:val="000000"/>
-          <w:sz w:val="24"/>
-        </w:rPr>
-        <w:t>аллергены</w:t>
-      </w:r>
-      <w:proofErr w:type="spellEnd"/>
-      <w:r>
-        <w:rPr>
-          <w:i/>
-          <w:iCs/>
-          <w:color w:val="000000"/>
-          <w:sz w:val="24"/>
-        </w:rPr>
-        <w:t xml:space="preserve">'), </w:t>
-      </w:r>
-      <w:proofErr w:type="spellStart"/>
-      <w:r>
-        <w:rPr>
-          <w:i/>
-          <w:iCs/>
-          <w:color w:val="000000"/>
-          <w:sz w:val="24"/>
-        </w:rPr>
-        <w:t>findsOneWidget</w:t>
-      </w:r>
-      <w:proofErr w:type="spellEnd"/>
-      <w:r>
-        <w:rPr>
-          <w:i/>
-          <w:iCs/>
-          <w:color w:val="000000"/>
-          <w:sz w:val="24"/>
-        </w:rPr>
-        <w:t>);</w:t>
-      </w:r>
-    </w:p>
-    <w:p>
-      <w:pPr>
-        <w:jc w:val="both"/>
-        <w:rPr>
-          <w:i/>
-          <w:iCs/>
-          <w:color w:val="000000"/>
-          <w:sz w:val="24"/>
-        </w:rPr>
-      </w:pPr>
-      <w:r>
-        <w:rPr>
-          <w:i/>
-          <w:iCs/>
-          <w:color w:val="000000"/>
-          <w:sz w:val="24"/>
-        </w:rPr>
-        <w:t xml:space="preserve">    expect(</w:t>
-      </w:r>
-      <w:proofErr w:type="spellStart"/>
-      <w:r>
-        <w:rPr>
-          <w:i/>
-          <w:iCs/>
-          <w:color w:val="000000"/>
-          <w:sz w:val="24"/>
-        </w:rPr>
-        <w:t>find.text</w:t>
-      </w:r>
-      <w:proofErr w:type="spellEnd"/>
-      <w:r>
-        <w:rPr>
-          <w:i/>
-          <w:iCs/>
-          <w:color w:val="000000"/>
-          <w:sz w:val="24"/>
-        </w:rPr>
-        <w:t>('</w:t>
-      </w:r>
-      <w:proofErr w:type="spellStart"/>
-      <w:r>
-        <w:rPr>
-          <w:i/>
-          <w:iCs/>
-          <w:color w:val="000000"/>
-          <w:sz w:val="24"/>
-        </w:rPr>
-        <w:t>Орехи</w:t>
-      </w:r>
-      <w:proofErr w:type="spellEnd"/>
-      <w:r>
-        <w:rPr>
-          <w:i/>
-          <w:iCs/>
-          <w:color w:val="000000"/>
-          <w:sz w:val="24"/>
-        </w:rPr>
-        <w:t xml:space="preserve">'), </w:t>
-      </w:r>
-      <w:proofErr w:type="spellStart"/>
-      <w:r>
-        <w:rPr>
-          <w:i/>
-          <w:iCs/>
-          <w:color w:val="000000"/>
-          <w:sz w:val="24"/>
-        </w:rPr>
-        <w:t>findsOneWidget</w:t>
-      </w:r>
-      <w:proofErr w:type="spellEnd"/>
-      <w:r>
-        <w:rPr>
-          <w:i/>
-          <w:iCs/>
-          <w:color w:val="000000"/>
-          <w:sz w:val="24"/>
-        </w:rPr>
-        <w:t>);</w:t>
-      </w:r>
-    </w:p>
-    <w:p>
-      <w:pPr>
-        <w:jc w:val="both"/>
-        <w:rPr>
-          <w:i/>
-          <w:iCs/>
-          <w:color w:val="000000"/>
-          <w:sz w:val="24"/>
-        </w:rPr>
-      </w:pPr>
-      <w:r>
-        <w:rPr>
-          <w:i/>
-          <w:iCs/>
-          <w:color w:val="000000"/>
-          <w:sz w:val="24"/>
-        </w:rPr>
-        <w:t xml:space="preserve">  });</w:t>
-      </w:r>
-    </w:p>
-    <w:p>
-      <w:pPr>
-        <w:jc w:val="both"/>
-        <w:rPr>
-          <w:i/>
-          <w:iCs/>
           <w:sz w:val="24"/>
           <w:szCs w:val="24"/>
         </w:rPr>
@@ -11160,12 +12096,12 @@
       </w:pPr>
     </w:p>
     <w:sectPr>
-      <w:headerReference w:type="even" r:id="rId11"/>
-      <w:headerReference w:type="default" r:id="rId12"/>
-      <w:footerReference w:type="even" r:id="rId13"/>
-      <w:footerReference w:type="default" r:id="rId14"/>
-      <w:headerReference w:type="first" r:id="rId15"/>
-      <w:footerReference w:type="first" r:id="rId16"/>
+      <w:headerReference w:type="even" r:id="rId12"/>
+      <w:headerReference w:type="default" r:id="rId13"/>
+      <w:footerReference w:type="even" r:id="rId14"/>
+      <w:footerReference w:type="default" r:id="rId15"/>
+      <w:headerReference w:type="first" r:id="rId16"/>
+      <w:footerReference w:type="first" r:id="rId17"/>
       <w:pgSz w:w="11906" w:h="16838"/>
       <w:pgMar w:top="1134" w:right="567" w:bottom="1134" w:left="1701" w:header="567" w:footer="567" w:gutter="0"/>
       <w:cols w:space="720"/>
@@ -23195,6 +24131,29 @@
       <w:lang w:val="ru-RU"/>
     </w:rPr>
   </w:style>
+  <w:style w:type="character" w:styleId="aff9">
+    <w:name w:val="Hyperlink"/>
+    <w:basedOn w:val="a2"/>
+    <w:uiPriority w:val="99"/>
+    <w:unhideWhenUsed/>
+    <w:rsid w:val="003C511C"/>
+    <w:rPr>
+      <w:color w:val="0000FF" w:themeColor="hyperlink"/>
+      <w:u w:val="single"/>
+    </w:rPr>
+  </w:style>
+  <w:style w:type="character" w:styleId="affa">
+    <w:name w:val="Unresolved Mention"/>
+    <w:basedOn w:val="a2"/>
+    <w:uiPriority w:val="99"/>
+    <w:semiHidden/>
+    <w:unhideWhenUsed/>
+    <w:rsid w:val="003C511C"/>
+    <w:rPr>
+      <w:color w:val="605E5C"/>
+      <w:shd w:val="clear" w:color="auto" w:fill="E1DFDD"/>
+    </w:rPr>
+  </w:style>
 </w:styles>
 </file>
 
